--- a/8.资源管理/1.流程制度规范类文件/JXTX-08-02-服务台管理制度.docx
+++ b/8.资源管理/1.流程制度规范类文件/JXTX-08-02-服务台管理制度.docx
@@ -22,6 +22,57 @@
         <w:textAlignment w:val="baseline"/>
       </w:pPr>
       <w:bookmarkStart w:id="0" w:name="_Toc9685"/>
+      <w:r>
+        <w:drawing>
+          <wp:anchor distT="0" distB="0" distL="114300" distR="114300" simplePos="0" relativeHeight="251661312" behindDoc="1" locked="0" layoutInCell="1" allowOverlap="1">
+            <wp:simplePos x="0" y="0"/>
+            <wp:positionH relativeFrom="column">
+              <wp:posOffset>-19050</wp:posOffset>
+            </wp:positionH>
+            <wp:positionV relativeFrom="paragraph">
+              <wp:posOffset>-22225</wp:posOffset>
+            </wp:positionV>
+            <wp:extent cx="5304790" cy="8893810"/>
+            <wp:effectExtent l="0" t="0" r="13970" b="6350"/>
+            <wp:wrapNone/>
+            <wp:docPr id="1" name="图片 1"/>
+            <wp:cNvGraphicFramePr>
+              <a:graphicFrameLocks xmlns:a="http://schemas.openxmlformats.org/drawingml/2006/main" noChangeAspect="1"/>
+            </wp:cNvGraphicFramePr>
+            <a:graphic xmlns:a="http://schemas.openxmlformats.org/drawingml/2006/main">
+              <a:graphicData uri="http://schemas.openxmlformats.org/drawingml/2006/picture">
+                <pic:pic xmlns:pic="http://schemas.openxmlformats.org/drawingml/2006/picture">
+                  <pic:nvPicPr>
+                    <pic:cNvPr id="1" name="图片 1"/>
+                    <pic:cNvPicPr>
+                      <a:picLocks noChangeAspect="1"/>
+                    </pic:cNvPicPr>
+                  </pic:nvPicPr>
+                  <pic:blipFill>
+                    <a:blip r:embed="rId8"/>
+                    <a:stretch>
+                      <a:fillRect/>
+                    </a:stretch>
+                  </pic:blipFill>
+                  <pic:spPr>
+                    <a:xfrm>
+                      <a:off x="0" y="0"/>
+                      <a:ext cx="5304790" cy="8893810"/>
+                    </a:xfrm>
+                    <a:prstGeom prst="rect">
+                      <a:avLst/>
+                    </a:prstGeom>
+                    <a:noFill/>
+                    <a:ln>
+                      <a:noFill/>
+                    </a:ln>
+                  </pic:spPr>
+                </pic:pic>
+              </a:graphicData>
+            </a:graphic>
+          </wp:anchor>
+        </w:drawing>
+      </w:r>
       <w:r>
         <w:drawing>
           <wp:anchor distT="0" distB="0" distL="114300" distR="114300" simplePos="0" relativeHeight="251660288" behindDoc="1" locked="0" layoutInCell="1" allowOverlap="1">
@@ -49,7 +100,7 @@
                     </pic:cNvPicPr>
                   </pic:nvPicPr>
                   <pic:blipFill>
-                    <a:blip r:embed="rId8"/>
+                    <a:blip r:embed="rId9"/>
                     <a:stretch>
                       <a:fillRect/>
                     </a:stretch>
@@ -104,7 +155,7 @@
                     </pic:cNvPicPr>
                   </pic:nvPicPr>
                   <pic:blipFill>
-                    <a:blip r:embed="rId9">
+                    <a:blip r:embed="rId10">
                       <a:alphaModFix amt="58000"/>
                       <a:lum contrast="-52000"/>
                     </a:blip>
@@ -1940,8 +1991,6 @@
         <w:snapToGrid w:val="0"/>
         <w:textAlignment w:val="baseline"/>
       </w:pPr>
-      <w:bookmarkStart w:id="2" w:name="_GoBack"/>
-      <w:bookmarkEnd w:id="2"/>
       <w:r>
         <w:br w:type="page"/>
       </w:r>
@@ -4186,7 +4235,7 @@
           <w:rFonts w:hint="default"/>
           <w:lang w:val="en-US" w:eastAsia="zh-CN"/>
         </w:rPr>
-        <w:t>5 事件/服务请求处理流程</w:t>
+        <w:t>事件/服务请求处理流程</w:t>
       </w:r>
     </w:p>
     <w:p>
@@ -4449,6 +4498,510 @@
         <w:t>若用户反馈未解决，则重新派发或升级处理。</w:t>
       </w:r>
     </w:p>
+    <w:p>
+      <w:pPr>
+        <w:pStyle w:val="29"/>
+        <w:bidi w:val="0"/>
+        <w:rPr>
+          <w:rFonts w:hint="default"/>
+          <w:lang w:val="en-US" w:eastAsia="zh-CN"/>
+        </w:rPr>
+      </w:pPr>
+      <w:r>
+        <w:rPr>
+          <w:rFonts w:hint="eastAsia"/>
+          <w:lang w:val="en-US" w:eastAsia="zh-CN"/>
+        </w:rPr>
+        <w:t>考核指标</w:t>
+      </w:r>
+    </w:p>
+    <w:tbl>
+      <w:tblPr>
+        <w:tblStyle w:val="20"/>
+        <w:tblW w:w="8504" w:type="dxa"/>
+        <w:tblInd w:w="96" w:type="dxa"/>
+        <w:tblBorders>
+          <w:top w:val="none" w:color="auto" w:sz="0" w:space="0"/>
+          <w:left w:val="none" w:color="auto" w:sz="0" w:space="0"/>
+          <w:bottom w:val="none" w:color="auto" w:sz="0" w:space="0"/>
+          <w:right w:val="none" w:color="auto" w:sz="0" w:space="0"/>
+          <w:insideH w:val="none" w:color="auto" w:sz="0" w:space="0"/>
+          <w:insideV w:val="none" w:color="auto" w:sz="0" w:space="0"/>
+        </w:tblBorders>
+        <w:shd w:val="clear" w:color="auto" w:fill="auto"/>
+        <w:tblLayout w:type="autofit"/>
+        <w:tblCellMar>
+          <w:top w:w="0" w:type="dxa"/>
+          <w:left w:w="108" w:type="dxa"/>
+          <w:bottom w:w="0" w:type="dxa"/>
+          <w:right w:w="108" w:type="dxa"/>
+        </w:tblCellMar>
+      </w:tblPr>
+      <w:tblGrid>
+        <w:gridCol w:w="1435"/>
+        <w:gridCol w:w="1108"/>
+        <w:gridCol w:w="5035"/>
+        <w:gridCol w:w="926"/>
+      </w:tblGrid>
+      <w:tr>
+        <w:tblPrEx>
+          <w:tblBorders>
+            <w:top w:val="none" w:color="auto" w:sz="0" w:space="0"/>
+            <w:left w:val="none" w:color="auto" w:sz="0" w:space="0"/>
+            <w:bottom w:val="none" w:color="auto" w:sz="0" w:space="0"/>
+            <w:right w:val="none" w:color="auto" w:sz="0" w:space="0"/>
+            <w:insideH w:val="none" w:color="auto" w:sz="0" w:space="0"/>
+            <w:insideV w:val="none" w:color="auto" w:sz="0" w:space="0"/>
+          </w:tblBorders>
+          <w:shd w:val="clear" w:color="auto" w:fill="auto"/>
+          <w:tblCellMar>
+            <w:top w:w="0" w:type="dxa"/>
+            <w:left w:w="108" w:type="dxa"/>
+            <w:bottom w:w="0" w:type="dxa"/>
+            <w:right w:w="108" w:type="dxa"/>
+          </w:tblCellMar>
+        </w:tblPrEx>
+        <w:trPr>
+          <w:trHeight w:val="493" w:hRule="atLeast"/>
+        </w:trPr>
+        <w:tc>
+          <w:tcPr>
+            <w:tcW w:w="1435" w:type="dxa"/>
+            <w:tcBorders>
+              <w:top w:val="single" w:color="000000" w:sz="4" w:space="0"/>
+              <w:left w:val="single" w:color="000000" w:sz="4" w:space="0"/>
+              <w:bottom w:val="single" w:color="000000" w:sz="4" w:space="0"/>
+              <w:right w:val="single" w:color="000000" w:sz="4" w:space="0"/>
+            </w:tcBorders>
+            <w:shd w:val="clear" w:color="auto" w:fill="C0C0C0"/>
+            <w:vAlign w:val="center"/>
+          </w:tcPr>
+          <w:p>
+            <w:pPr>
+              <w:keepNext w:val="0"/>
+              <w:keepLines w:val="0"/>
+              <w:widowControl/>
+              <w:suppressLineNumbers w:val="0"/>
+              <w:jc w:val="center"/>
+              <w:textAlignment w:val="center"/>
+              <w:rPr>
+                <w:rFonts w:ascii="楷体_GB2312" w:hAnsi="宋体" w:eastAsia="楷体_GB2312" w:cs="楷体_GB2312"/>
+                <w:b/>
+                <w:bCs/>
+                <w:i w:val="0"/>
+                <w:iCs w:val="0"/>
+                <w:color w:val="000000"/>
+                <w:sz w:val="22"/>
+                <w:szCs w:val="22"/>
+                <w:u w:val="none"/>
+              </w:rPr>
+            </w:pPr>
+            <w:r>
+              <w:rPr>
+                <w:rFonts w:hint="default" w:ascii="楷体_GB2312" w:hAnsi="宋体" w:eastAsia="楷体_GB2312" w:cs="楷体_GB2312"/>
+                <w:b/>
+                <w:bCs/>
+                <w:i w:val="0"/>
+                <w:iCs w:val="0"/>
+                <w:snapToGrid w:val="0"/>
+                <w:color w:val="000000"/>
+                <w:kern w:val="0"/>
+                <w:sz w:val="22"/>
+                <w:szCs w:val="22"/>
+                <w:u w:val="none"/>
+                <w:lang w:val="en-US" w:eastAsia="zh-CN" w:bidi="ar"/>
+              </w:rPr>
+              <w:t>KPI</w:t>
+            </w:r>
+          </w:p>
+        </w:tc>
+        <w:tc>
+          <w:tcPr>
+            <w:tcW w:w="1108" w:type="dxa"/>
+            <w:tcBorders>
+              <w:top w:val="single" w:color="000000" w:sz="4" w:space="0"/>
+              <w:left w:val="single" w:color="000000" w:sz="4" w:space="0"/>
+              <w:bottom w:val="single" w:color="000000" w:sz="4" w:space="0"/>
+              <w:right w:val="single" w:color="000000" w:sz="4" w:space="0"/>
+            </w:tcBorders>
+            <w:shd w:val="clear" w:color="auto" w:fill="C0C0C0"/>
+            <w:vAlign w:val="center"/>
+          </w:tcPr>
+          <w:p>
+            <w:pPr>
+              <w:keepNext w:val="0"/>
+              <w:keepLines w:val="0"/>
+              <w:widowControl/>
+              <w:suppressLineNumbers w:val="0"/>
+              <w:jc w:val="center"/>
+              <w:textAlignment w:val="center"/>
+              <w:rPr>
+                <w:rFonts w:hint="default" w:ascii="楷体_GB2312" w:hAnsi="宋体" w:eastAsia="楷体_GB2312" w:cs="楷体_GB2312"/>
+                <w:b/>
+                <w:bCs/>
+                <w:i w:val="0"/>
+                <w:iCs w:val="0"/>
+                <w:color w:val="000000"/>
+                <w:sz w:val="22"/>
+                <w:szCs w:val="22"/>
+                <w:u w:val="none"/>
+              </w:rPr>
+            </w:pPr>
+            <w:r>
+              <w:rPr>
+                <w:rFonts w:hint="default" w:ascii="楷体_GB2312" w:hAnsi="宋体" w:eastAsia="楷体_GB2312" w:cs="楷体_GB2312"/>
+                <w:b/>
+                <w:bCs/>
+                <w:i w:val="0"/>
+                <w:iCs w:val="0"/>
+                <w:snapToGrid w:val="0"/>
+                <w:color w:val="000000"/>
+                <w:kern w:val="0"/>
+                <w:sz w:val="22"/>
+                <w:szCs w:val="22"/>
+                <w:u w:val="none"/>
+                <w:lang w:val="en-US" w:eastAsia="zh-CN" w:bidi="ar"/>
+              </w:rPr>
+              <w:t>目标值</w:t>
+            </w:r>
+          </w:p>
+        </w:tc>
+        <w:tc>
+          <w:tcPr>
+            <w:tcW w:w="5035" w:type="dxa"/>
+            <w:tcBorders>
+              <w:top w:val="single" w:color="000000" w:sz="4" w:space="0"/>
+              <w:left w:val="single" w:color="000000" w:sz="4" w:space="0"/>
+              <w:bottom w:val="single" w:color="000000" w:sz="4" w:space="0"/>
+              <w:right w:val="single" w:color="000000" w:sz="4" w:space="0"/>
+            </w:tcBorders>
+            <w:shd w:val="clear" w:color="auto" w:fill="C0C0C0"/>
+            <w:vAlign w:val="center"/>
+          </w:tcPr>
+          <w:p>
+            <w:pPr>
+              <w:keepNext w:val="0"/>
+              <w:keepLines w:val="0"/>
+              <w:widowControl/>
+              <w:suppressLineNumbers w:val="0"/>
+              <w:jc w:val="center"/>
+              <w:textAlignment w:val="center"/>
+              <w:rPr>
+                <w:rFonts w:hint="default" w:ascii="楷体_GB2312" w:hAnsi="宋体" w:eastAsia="楷体_GB2312" w:cs="楷体_GB2312"/>
+                <w:b/>
+                <w:bCs/>
+                <w:i w:val="0"/>
+                <w:iCs w:val="0"/>
+                <w:color w:val="000000"/>
+                <w:sz w:val="22"/>
+                <w:szCs w:val="22"/>
+                <w:u w:val="none"/>
+              </w:rPr>
+            </w:pPr>
+            <w:r>
+              <w:rPr>
+                <w:rFonts w:hint="default" w:ascii="楷体_GB2312" w:hAnsi="宋体" w:eastAsia="楷体_GB2312" w:cs="楷体_GB2312"/>
+                <w:b/>
+                <w:bCs/>
+                <w:i w:val="0"/>
+                <w:iCs w:val="0"/>
+                <w:snapToGrid w:val="0"/>
+                <w:color w:val="000000"/>
+                <w:kern w:val="0"/>
+                <w:sz w:val="22"/>
+                <w:szCs w:val="22"/>
+                <w:u w:val="none"/>
+                <w:lang w:val="en-US" w:eastAsia="zh-CN" w:bidi="ar"/>
+              </w:rPr>
+              <w:t>计算公式/方法</w:t>
+            </w:r>
+          </w:p>
+        </w:tc>
+        <w:tc>
+          <w:tcPr>
+            <w:tcW w:w="926" w:type="dxa"/>
+            <w:tcBorders>
+              <w:top w:val="single" w:color="000000" w:sz="4" w:space="0"/>
+              <w:left w:val="single" w:color="000000" w:sz="4" w:space="0"/>
+              <w:bottom w:val="single" w:color="000000" w:sz="4" w:space="0"/>
+              <w:right w:val="single" w:color="000000" w:sz="4" w:space="0"/>
+            </w:tcBorders>
+            <w:shd w:val="clear" w:color="auto" w:fill="C0C0C0"/>
+            <w:vAlign w:val="center"/>
+          </w:tcPr>
+          <w:p>
+            <w:pPr>
+              <w:keepNext w:val="0"/>
+              <w:keepLines w:val="0"/>
+              <w:widowControl/>
+              <w:suppressLineNumbers w:val="0"/>
+              <w:jc w:val="center"/>
+              <w:textAlignment w:val="center"/>
+              <w:rPr>
+                <w:rFonts w:hint="default" w:ascii="楷体_GB2312" w:hAnsi="宋体" w:eastAsia="楷体_GB2312" w:cs="楷体_GB2312"/>
+                <w:b/>
+                <w:bCs/>
+                <w:i w:val="0"/>
+                <w:iCs w:val="0"/>
+                <w:color w:val="000000"/>
+                <w:sz w:val="22"/>
+                <w:szCs w:val="22"/>
+                <w:u w:val="none"/>
+              </w:rPr>
+            </w:pPr>
+            <w:r>
+              <w:rPr>
+                <w:rFonts w:hint="default" w:ascii="楷体_GB2312" w:hAnsi="宋体" w:eastAsia="楷体_GB2312" w:cs="楷体_GB2312"/>
+                <w:b/>
+                <w:bCs/>
+                <w:i w:val="0"/>
+                <w:iCs w:val="0"/>
+                <w:snapToGrid w:val="0"/>
+                <w:color w:val="000000"/>
+                <w:kern w:val="0"/>
+                <w:sz w:val="22"/>
+                <w:szCs w:val="22"/>
+                <w:u w:val="none"/>
+                <w:lang w:val="en-US" w:eastAsia="zh-CN" w:bidi="ar"/>
+              </w:rPr>
+              <w:t>频度</w:t>
+            </w:r>
+          </w:p>
+        </w:tc>
+      </w:tr>
+      <w:tr>
+        <w:tblPrEx>
+          <w:tblBorders>
+            <w:top w:val="none" w:color="auto" w:sz="0" w:space="0"/>
+            <w:left w:val="none" w:color="auto" w:sz="0" w:space="0"/>
+            <w:bottom w:val="none" w:color="auto" w:sz="0" w:space="0"/>
+            <w:right w:val="none" w:color="auto" w:sz="0" w:space="0"/>
+            <w:insideH w:val="none" w:color="auto" w:sz="0" w:space="0"/>
+            <w:insideV w:val="none" w:color="auto" w:sz="0" w:space="0"/>
+          </w:tblBorders>
+          <w:shd w:val="clear" w:color="auto" w:fill="auto"/>
+          <w:tblCellMar>
+            <w:top w:w="0" w:type="dxa"/>
+            <w:left w:w="108" w:type="dxa"/>
+            <w:bottom w:w="0" w:type="dxa"/>
+            <w:right w:w="108" w:type="dxa"/>
+          </w:tblCellMar>
+        </w:tblPrEx>
+        <w:trPr>
+          <w:trHeight w:val="493" w:hRule="atLeast"/>
+        </w:trPr>
+        <w:tc>
+          <w:tcPr>
+            <w:tcW w:w="1435" w:type="dxa"/>
+            <w:tcBorders>
+              <w:top w:val="single" w:color="000000" w:sz="4" w:space="0"/>
+              <w:left w:val="single" w:color="000000" w:sz="4" w:space="0"/>
+              <w:bottom w:val="single" w:color="000000" w:sz="4" w:space="0"/>
+              <w:right w:val="single" w:color="000000" w:sz="4" w:space="0"/>
+            </w:tcBorders>
+            <w:shd w:val="clear" w:color="auto" w:fill="auto"/>
+            <w:vAlign w:val="center"/>
+          </w:tcPr>
+          <w:p>
+            <w:pPr>
+              <w:keepNext w:val="0"/>
+              <w:keepLines w:val="0"/>
+              <w:widowControl/>
+              <w:suppressLineNumbers w:val="0"/>
+              <w:jc w:val="left"/>
+              <w:textAlignment w:val="center"/>
+              <w:rPr>
+                <w:rFonts w:hint="default" w:ascii="楷体_GB2312" w:hAnsi="宋体" w:eastAsia="楷体_GB2312" w:cs="楷体_GB2312"/>
+                <w:b/>
+                <w:bCs/>
+                <w:i w:val="0"/>
+                <w:iCs w:val="0"/>
+                <w:snapToGrid w:val="0"/>
+                <w:color w:val="000000"/>
+                <w:kern w:val="0"/>
+                <w:sz w:val="22"/>
+                <w:szCs w:val="22"/>
+                <w:u w:val="none"/>
+                <w:lang w:val="en-US" w:eastAsia="zh-CN" w:bidi="ar"/>
+              </w:rPr>
+            </w:pPr>
+            <w:bookmarkStart w:id="2" w:name="_GoBack" w:colFirst="0" w:colLast="3"/>
+            <w:r>
+              <w:rPr>
+                <w:rFonts w:hint="eastAsia" w:ascii="宋体" w:hAnsi="宋体" w:eastAsia="宋体" w:cs="宋体"/>
+                <w:i w:val="0"/>
+                <w:iCs w:val="0"/>
+                <w:snapToGrid w:val="0"/>
+                <w:color w:val="000000"/>
+                <w:kern w:val="0"/>
+                <w:sz w:val="21"/>
+                <w:szCs w:val="21"/>
+                <w:u w:val="none"/>
+                <w:lang w:val="en-US" w:eastAsia="zh-CN" w:bidi="ar"/>
+              </w:rPr>
+              <w:t>服务台派单成功率</w:t>
+            </w:r>
+          </w:p>
+        </w:tc>
+        <w:tc>
+          <w:tcPr>
+            <w:tcW w:w="1108" w:type="dxa"/>
+            <w:tcBorders>
+              <w:top w:val="single" w:color="000000" w:sz="4" w:space="0"/>
+              <w:left w:val="single" w:color="000000" w:sz="4" w:space="0"/>
+              <w:bottom w:val="single" w:color="000000" w:sz="4" w:space="0"/>
+              <w:right w:val="single" w:color="000000" w:sz="4" w:space="0"/>
+            </w:tcBorders>
+            <w:shd w:val="clear" w:color="auto" w:fill="auto"/>
+            <w:vAlign w:val="center"/>
+          </w:tcPr>
+          <w:p>
+            <w:pPr>
+              <w:keepNext w:val="0"/>
+              <w:keepLines w:val="0"/>
+              <w:widowControl/>
+              <w:suppressLineNumbers w:val="0"/>
+              <w:jc w:val="left"/>
+              <w:textAlignment w:val="center"/>
+              <w:rPr>
+                <w:rFonts w:hint="default" w:ascii="楷体_GB2312" w:hAnsi="宋体" w:eastAsia="楷体_GB2312" w:cs="楷体_GB2312"/>
+                <w:b/>
+                <w:bCs/>
+                <w:i w:val="0"/>
+                <w:iCs w:val="0"/>
+                <w:snapToGrid w:val="0"/>
+                <w:color w:val="000000"/>
+                <w:kern w:val="0"/>
+                <w:sz w:val="22"/>
+                <w:szCs w:val="22"/>
+                <w:u w:val="none"/>
+                <w:lang w:val="en-US" w:eastAsia="zh-CN" w:bidi="ar"/>
+              </w:rPr>
+            </w:pPr>
+            <w:r>
+              <w:rPr>
+                <w:rFonts w:hint="eastAsia" w:ascii="宋体" w:hAnsi="宋体" w:eastAsia="宋体" w:cs="宋体"/>
+                <w:i w:val="0"/>
+                <w:iCs w:val="0"/>
+                <w:snapToGrid w:val="0"/>
+                <w:color w:val="000000"/>
+                <w:kern w:val="0"/>
+                <w:sz w:val="21"/>
+                <w:szCs w:val="21"/>
+                <w:u w:val="none"/>
+                <w:lang w:val="en-US" w:eastAsia="zh-CN" w:bidi="ar"/>
+              </w:rPr>
+              <w:t>≥90%</w:t>
+            </w:r>
+          </w:p>
+        </w:tc>
+        <w:tc>
+          <w:tcPr>
+            <w:tcW w:w="5035" w:type="dxa"/>
+            <w:tcBorders>
+              <w:top w:val="single" w:color="000000" w:sz="4" w:space="0"/>
+              <w:left w:val="single" w:color="000000" w:sz="4" w:space="0"/>
+              <w:bottom w:val="single" w:color="000000" w:sz="4" w:space="0"/>
+              <w:right w:val="single" w:color="000000" w:sz="4" w:space="0"/>
+            </w:tcBorders>
+            <w:shd w:val="clear" w:color="auto" w:fill="auto"/>
+            <w:vAlign w:val="center"/>
+          </w:tcPr>
+          <w:p>
+            <w:pPr>
+              <w:keepNext w:val="0"/>
+              <w:keepLines w:val="0"/>
+              <w:widowControl/>
+              <w:suppressLineNumbers w:val="0"/>
+              <w:jc w:val="left"/>
+              <w:textAlignment w:val="center"/>
+              <w:rPr>
+                <w:rFonts w:hint="default" w:ascii="楷体_GB2312" w:hAnsi="宋体" w:eastAsia="楷体_GB2312" w:cs="楷体_GB2312"/>
+                <w:b/>
+                <w:bCs/>
+                <w:i w:val="0"/>
+                <w:iCs w:val="0"/>
+                <w:snapToGrid w:val="0"/>
+                <w:color w:val="000000"/>
+                <w:kern w:val="0"/>
+                <w:sz w:val="22"/>
+                <w:szCs w:val="22"/>
+                <w:u w:val="none"/>
+                <w:lang w:val="en-US" w:eastAsia="zh-CN" w:bidi="ar"/>
+              </w:rPr>
+            </w:pPr>
+            <w:r>
+              <w:rPr>
+                <w:rFonts w:hint="eastAsia" w:ascii="宋体" w:hAnsi="宋体" w:eastAsia="宋体" w:cs="宋体"/>
+                <w:i w:val="0"/>
+                <w:iCs w:val="0"/>
+                <w:snapToGrid w:val="0"/>
+                <w:color w:val="000000"/>
+                <w:kern w:val="0"/>
+                <w:sz w:val="21"/>
+                <w:szCs w:val="21"/>
+                <w:u w:val="none"/>
+                <w:lang w:val="en-US" w:eastAsia="zh-CN" w:bidi="ar"/>
+              </w:rPr>
+              <w:t>【1-（退回的派单/派单总数）】*100%</w:t>
+            </w:r>
+          </w:p>
+        </w:tc>
+        <w:tc>
+          <w:tcPr>
+            <w:tcW w:w="926" w:type="dxa"/>
+            <w:tcBorders>
+              <w:top w:val="single" w:color="000000" w:sz="4" w:space="0"/>
+              <w:left w:val="single" w:color="000000" w:sz="4" w:space="0"/>
+              <w:bottom w:val="single" w:color="000000" w:sz="4" w:space="0"/>
+              <w:right w:val="single" w:color="000000" w:sz="4" w:space="0"/>
+            </w:tcBorders>
+            <w:shd w:val="clear" w:color="auto" w:fill="auto"/>
+            <w:vAlign w:val="center"/>
+          </w:tcPr>
+          <w:p>
+            <w:pPr>
+              <w:keepNext w:val="0"/>
+              <w:keepLines w:val="0"/>
+              <w:widowControl/>
+              <w:suppressLineNumbers w:val="0"/>
+              <w:jc w:val="left"/>
+              <w:textAlignment w:val="center"/>
+              <w:rPr>
+                <w:rFonts w:hint="default" w:ascii="楷体_GB2312" w:hAnsi="宋体" w:eastAsia="楷体_GB2312" w:cs="楷体_GB2312"/>
+                <w:b/>
+                <w:bCs/>
+                <w:i w:val="0"/>
+                <w:iCs w:val="0"/>
+                <w:snapToGrid w:val="0"/>
+                <w:color w:val="000000"/>
+                <w:kern w:val="0"/>
+                <w:sz w:val="22"/>
+                <w:szCs w:val="22"/>
+                <w:u w:val="none"/>
+                <w:lang w:val="en-US" w:eastAsia="zh-CN" w:bidi="ar"/>
+              </w:rPr>
+            </w:pPr>
+            <w:r>
+              <w:rPr>
+                <w:rFonts w:hint="eastAsia" w:ascii="宋体" w:hAnsi="宋体" w:eastAsia="宋体" w:cs="宋体"/>
+                <w:i w:val="0"/>
+                <w:iCs w:val="0"/>
+                <w:snapToGrid w:val="0"/>
+                <w:color w:val="000000"/>
+                <w:kern w:val="0"/>
+                <w:sz w:val="21"/>
+                <w:szCs w:val="21"/>
+                <w:u w:val="none"/>
+                <w:lang w:val="en-US" w:eastAsia="zh-CN" w:bidi="ar"/>
+              </w:rPr>
+              <w:t>季度</w:t>
+            </w:r>
+          </w:p>
+        </w:tc>
+      </w:tr>
+      <w:bookmarkEnd w:id="2"/>
+    </w:tbl>
     <w:p>
       <w:pPr>
         <w:pStyle w:val="29"/>

--- a/8.资源管理/1.流程制度规范类文件/JXTX-08-02-服务台管理制度.docx
+++ b/8.资源管理/1.流程制度规范类文件/JXTX-08-02-服务台管理制度.docx
@@ -4035,11 +4035,15 @@
       </w:r>
       <w:r>
         <w:rPr>
-          <w:rFonts w:hint="eastAsia"/>
-          <w:lang w:val="en-US" w:eastAsia="zh-CN"/>
-        </w:rPr>
-        <w:t>禅道</w:t>
+          <w:rFonts w:hint="eastAsia" w:ascii="宋体" w:hAnsi="宋体" w:eastAsia="宋体" w:cs="宋体"/>
+          <w:sz w:val="21"/>
+          <w:szCs w:val="21"/>
+          <w:lang w:val="en-US" w:eastAsia="zh-CN"/>
+        </w:rPr>
+        <w:t>通服信息化服务平台</w:t>
       </w:r>
+      <w:bookmarkStart w:id="2" w:name="_GoBack"/>
+      <w:bookmarkEnd w:id="2"/>
     </w:p>
     <w:p>
       <w:pPr>
@@ -4825,7 +4829,6 @@
                 <w:lang w:val="en-US" w:eastAsia="zh-CN" w:bidi="ar"/>
               </w:rPr>
             </w:pPr>
-            <w:bookmarkStart w:id="2" w:name="_GoBack" w:colFirst="0" w:colLast="3"/>
             <w:r>
               <w:rPr>
                 <w:rFonts w:hint="eastAsia" w:ascii="宋体" w:hAnsi="宋体" w:eastAsia="宋体" w:cs="宋体"/>
@@ -5000,7 +5003,6 @@
           </w:p>
         </w:tc>
       </w:tr>
-      <w:bookmarkEnd w:id="2"/>
     </w:tbl>
     <w:p>
       <w:pPr>

--- a/8.资源管理/1.流程制度规范类文件/JXTX-08-02-服务台管理制度.docx
+++ b/8.资源管理/1.流程制度规范类文件/JXTX-08-02-服务台管理制度.docx
@@ -4042,8 +4042,6 @@
         </w:rPr>
         <w:t>通服信息化服务平台</w:t>
       </w:r>
-      <w:bookmarkStart w:id="2" w:name="_GoBack"/>
-      <w:bookmarkEnd w:id="2"/>
     </w:p>
     <w:p>
       <w:pPr>
@@ -4500,6 +4498,355 @@
           <w:lang w:val="en-US" w:eastAsia="zh-CN"/>
         </w:rPr>
         <w:t>若用户反馈未解决，则重新派发或升级处理。</w:t>
+      </w:r>
+    </w:p>
+    <w:p>
+      <w:pPr>
+        <w:pStyle w:val="29"/>
+        <w:bidi w:val="0"/>
+        <w:rPr>
+          <w:rFonts w:hint="default"/>
+          <w:lang w:val="en-US" w:eastAsia="zh-CN"/>
+        </w:rPr>
+      </w:pPr>
+      <w:r>
+        <w:rPr>
+          <w:rFonts w:hint="eastAsia"/>
+          <w:lang w:val="en-US" w:eastAsia="zh-CN"/>
+        </w:rPr>
+        <w:t>服务台专员监督与考评机制</w:t>
+      </w:r>
+    </w:p>
+    <w:p>
+      <w:pPr>
+        <w:pStyle w:val="30"/>
+        <w:bidi w:val="0"/>
+      </w:pPr>
+      <w:r>
+        <w:t>为提升服务台服务质量与工作效率，确保服务台专员工作符合标准化、规范化要求，特制定本监督与考评机制。</w:t>
+      </w:r>
+    </w:p>
+    <w:p>
+      <w:pPr>
+        <w:pStyle w:val="31"/>
+        <w:bidi w:val="0"/>
+        <w:rPr>
+          <w:rFonts w:hint="eastAsia"/>
+          <w:lang w:val="en-US" w:eastAsia="zh-CN"/>
+        </w:rPr>
+      </w:pPr>
+      <w:r>
+        <w:rPr>
+          <w:rFonts w:hint="eastAsia"/>
+          <w:lang w:val="en-US" w:eastAsia="zh-CN"/>
+        </w:rPr>
+        <w:t>核心考评指标</w:t>
+      </w:r>
+    </w:p>
+    <w:p>
+      <w:pPr>
+        <w:pStyle w:val="30"/>
+        <w:rPr>
+          <w:rFonts w:hint="eastAsia"/>
+          <w:lang w:val="en-US" w:eastAsia="zh-CN"/>
+        </w:rPr>
+      </w:pPr>
+      <w:r>
+        <w:rPr>
+          <w:rFonts w:hint="eastAsia"/>
+          <w:lang w:val="en-US" w:eastAsia="zh-CN"/>
+        </w:rPr>
+        <w:t>指标名称：服务台派单成功率</w:t>
+      </w:r>
+    </w:p>
+    <w:p>
+      <w:pPr>
+        <w:pStyle w:val="30"/>
+        <w:rPr>
+          <w:rFonts w:hint="eastAsia"/>
+          <w:lang w:val="en-US" w:eastAsia="zh-CN"/>
+        </w:rPr>
+      </w:pPr>
+      <w:r>
+        <w:rPr>
+          <w:rFonts w:hint="eastAsia"/>
+          <w:lang w:val="en-US" w:eastAsia="zh-CN"/>
+        </w:rPr>
+        <w:t>目标值：≥ 90%</w:t>
+      </w:r>
+    </w:p>
+    <w:p>
+      <w:pPr>
+        <w:pStyle w:val="30"/>
+        <w:rPr>
+          <w:rFonts w:hint="eastAsia"/>
+          <w:lang w:val="en-US" w:eastAsia="zh-CN"/>
+        </w:rPr>
+      </w:pPr>
+      <w:r>
+        <w:rPr>
+          <w:rFonts w:hint="eastAsia"/>
+          <w:lang w:val="en-US" w:eastAsia="zh-CN"/>
+        </w:rPr>
+        <w:t>计算公式：【1-（退回的派单/派单总数）】*100%</w:t>
+      </w:r>
+    </w:p>
+    <w:p>
+      <w:pPr>
+        <w:pStyle w:val="30"/>
+        <w:rPr>
+          <w:rFonts w:hint="eastAsia"/>
+          <w:lang w:val="en-US" w:eastAsia="zh-CN"/>
+        </w:rPr>
+      </w:pPr>
+      <w:r>
+        <w:rPr>
+          <w:rFonts w:hint="eastAsia"/>
+          <w:lang w:val="en-US" w:eastAsia="zh-CN"/>
+        </w:rPr>
+        <w:t>考评周期：季度</w:t>
+      </w:r>
+    </w:p>
+    <w:p>
+      <w:pPr>
+        <w:pStyle w:val="30"/>
+        <w:rPr>
+          <w:rFonts w:hint="eastAsia"/>
+          <w:lang w:val="en-US" w:eastAsia="zh-CN"/>
+        </w:rPr>
+      </w:pPr>
+      <w:r>
+        <w:rPr>
+          <w:rFonts w:hint="eastAsia"/>
+          <w:lang w:val="en-US" w:eastAsia="zh-CN"/>
+        </w:rPr>
+        <w:t>数据来源：工单系统自动统计。</w:t>
+      </w:r>
+    </w:p>
+    <w:p>
+      <w:pPr>
+        <w:pStyle w:val="31"/>
+        <w:bidi w:val="0"/>
+        <w:rPr>
+          <w:rFonts w:hint="eastAsia"/>
+          <w:lang w:val="en-US" w:eastAsia="zh-CN"/>
+        </w:rPr>
+      </w:pPr>
+      <w:r>
+        <w:rPr>
+          <w:rFonts w:hint="eastAsia"/>
+          <w:lang w:val="en-US" w:eastAsia="zh-CN"/>
+        </w:rPr>
+        <w:t>监督与管理过程</w:t>
+      </w:r>
+    </w:p>
+    <w:p>
+      <w:pPr>
+        <w:pStyle w:val="30"/>
+        <w:rPr>
+          <w:rFonts w:hint="eastAsia"/>
+          <w:lang w:val="en-US" w:eastAsia="zh-CN"/>
+        </w:rPr>
+      </w:pPr>
+      <w:r>
+        <w:rPr>
+          <w:rFonts w:hint="eastAsia"/>
+          <w:lang w:val="en-US" w:eastAsia="zh-CN"/>
+        </w:rPr>
+        <w:t>为保障核心指标的达成，实施以下日常监督措施：</w:t>
+      </w:r>
+    </w:p>
+    <w:p>
+      <w:pPr>
+        <w:pStyle w:val="30"/>
+        <w:rPr>
+          <w:rFonts w:hint="eastAsia"/>
+          <w:lang w:val="en-US" w:eastAsia="zh-CN"/>
+        </w:rPr>
+      </w:pPr>
+      <w:r>
+        <w:rPr>
+          <w:rFonts w:hint="eastAsia"/>
+          <w:lang w:val="en-US" w:eastAsia="zh-CN"/>
+        </w:rPr>
+        <w:t>退回工单分析：服务台主管需对每一个被退回的工单进行审核，分析退回原因，并每周进行汇总。</w:t>
+      </w:r>
+    </w:p>
+    <w:p>
+      <w:pPr>
+        <w:pStyle w:val="30"/>
+        <w:rPr>
+          <w:rFonts w:hint="eastAsia"/>
+          <w:lang w:val="en-US" w:eastAsia="zh-CN"/>
+        </w:rPr>
+      </w:pPr>
+      <w:r>
+        <w:rPr>
+          <w:rFonts w:hint="eastAsia"/>
+          <w:lang w:val="en-US" w:eastAsia="zh-CN"/>
+        </w:rPr>
+        <w:t>抽样检查：每月随机抽查派发中的工单，评估问题描述的清晰度、分类准确性及指派对象的合理性。</w:t>
+      </w:r>
+    </w:p>
+    <w:p>
+      <w:pPr>
+        <w:pStyle w:val="30"/>
+        <w:rPr>
+          <w:rFonts w:hint="eastAsia"/>
+          <w:lang w:val="en-US" w:eastAsia="zh-CN"/>
+        </w:rPr>
+      </w:pPr>
+      <w:r>
+        <w:rPr>
+          <w:rFonts w:hint="eastAsia"/>
+          <w:lang w:val="en-US" w:eastAsia="zh-CN"/>
+        </w:rPr>
+        <w:t>协同校准：定期与二线技术支持团队沟通，对齐事件分类标准与职责边界，减少因理解不一致导致的退单。</w:t>
+      </w:r>
+    </w:p>
+    <w:p>
+      <w:pPr>
+        <w:pStyle w:val="31"/>
+        <w:bidi w:val="0"/>
+        <w:rPr>
+          <w:rFonts w:hint="default"/>
+          <w:lang w:val="en-US" w:eastAsia="zh-CN"/>
+        </w:rPr>
+      </w:pPr>
+      <w:r>
+        <w:rPr>
+          <w:rFonts w:hint="default"/>
+          <w:lang w:val="en-US" w:eastAsia="zh-CN"/>
+        </w:rPr>
+        <w:t>考评结果应用</w:t>
+      </w:r>
+    </w:p>
+    <w:p>
+      <w:pPr>
+        <w:pStyle w:val="30"/>
+        <w:bidi w:val="0"/>
+        <w:rPr>
+          <w:rFonts w:hint="default"/>
+          <w:lang w:val="en-US" w:eastAsia="zh-CN"/>
+        </w:rPr>
+      </w:pPr>
+      <w:r>
+        <w:rPr>
+          <w:rFonts w:hint="default"/>
+          <w:lang w:val="en-US" w:eastAsia="zh-CN"/>
+        </w:rPr>
+        <w:t>季度考评：每个季度末，依据系统数据计算每位专员的本季度派单成功率。</w:t>
+      </w:r>
+    </w:p>
+    <w:p>
+      <w:pPr>
+        <w:pStyle w:val="30"/>
+        <w:bidi w:val="0"/>
+        <w:rPr>
+          <w:rFonts w:hint="default"/>
+          <w:lang w:val="en-US" w:eastAsia="zh-CN"/>
+        </w:rPr>
+      </w:pPr>
+      <w:r>
+        <w:rPr>
+          <w:rFonts w:hint="default"/>
+          <w:lang w:val="en-US" w:eastAsia="zh-CN"/>
+        </w:rPr>
+        <w:t>达标判定：成功率≥90%即为达标，纳入绩效正向评价。</w:t>
+      </w:r>
+    </w:p>
+    <w:p>
+      <w:pPr>
+        <w:pStyle w:val="30"/>
+        <w:bidi w:val="0"/>
+        <w:rPr>
+          <w:rFonts w:hint="default"/>
+          <w:lang w:val="en-US" w:eastAsia="zh-CN"/>
+        </w:rPr>
+      </w:pPr>
+      <w:r>
+        <w:rPr>
+          <w:rFonts w:hint="default"/>
+          <w:lang w:val="en-US" w:eastAsia="zh-CN"/>
+        </w:rPr>
+        <w:t>未达标处理：若未达标，服务台主管需与专员共同复盘，针对高频退单原因制定个人改进计划。</w:t>
+      </w:r>
+    </w:p>
+    <w:p>
+      <w:pPr>
+        <w:pStyle w:val="30"/>
+        <w:bidi w:val="0"/>
+        <w:rPr>
+          <w:rFonts w:hint="default"/>
+          <w:lang w:val="en-US" w:eastAsia="zh-CN"/>
+        </w:rPr>
+      </w:pPr>
+      <w:r>
+        <w:rPr>
+          <w:rFonts w:hint="default"/>
+          <w:lang w:val="en-US" w:eastAsia="zh-CN"/>
+        </w:rPr>
+        <w:t>持续未达标：连续两个季度未达标者，需参加专项技能培训，并接受跟踪考核。</w:t>
+      </w:r>
+    </w:p>
+    <w:p>
+      <w:pPr>
+        <w:pStyle w:val="31"/>
+        <w:bidi w:val="0"/>
+        <w:rPr>
+          <w:rFonts w:hint="eastAsia"/>
+          <w:lang w:val="en-US" w:eastAsia="zh-CN"/>
+        </w:rPr>
+      </w:pPr>
+      <w:r>
+        <w:rPr>
+          <w:rFonts w:hint="eastAsia"/>
+          <w:lang w:val="en-US" w:eastAsia="zh-CN"/>
+        </w:rPr>
+        <w:t>支持与改进</w:t>
+      </w:r>
+    </w:p>
+    <w:p>
+      <w:pPr>
+        <w:pStyle w:val="30"/>
+        <w:bidi w:val="0"/>
+        <w:rPr>
+          <w:rFonts w:hint="default"/>
+          <w:lang w:val="en-US" w:eastAsia="zh-CN"/>
+        </w:rPr>
+      </w:pPr>
+      <w:r>
+        <w:rPr>
+          <w:rFonts w:hint="eastAsia"/>
+          <w:lang w:val="en-US" w:eastAsia="zh-CN"/>
+        </w:rPr>
+        <w:t>服务知识</w:t>
+      </w:r>
+      <w:bookmarkStart w:id="2" w:name="_GoBack"/>
+      <w:bookmarkEnd w:id="2"/>
+      <w:r>
+        <w:rPr>
+          <w:rFonts w:hint="default"/>
+          <w:lang w:val="en-US" w:eastAsia="zh-CN"/>
+        </w:rPr>
+        <w:t>强化：鼓励专员将常见、易错判的场景及正确处理方法更新至知识库，作为团队学习资料。</w:t>
+      </w:r>
+    </w:p>
+    <w:p>
+      <w:pPr>
+        <w:pStyle w:val="30"/>
+        <w:bidi w:val="0"/>
+        <w:rPr>
+          <w:rFonts w:hint="default"/>
+          <w:lang w:val="en-US" w:eastAsia="zh-CN"/>
+        </w:rPr>
+      </w:pPr>
+      <w:r>
+        <w:rPr>
+          <w:rFonts w:hint="default"/>
+          <w:lang w:val="en-US" w:eastAsia="zh-CN"/>
+        </w:rPr>
+        <w:t>定期复盘：每季度召开服务台质量会议，公开分析整体退单数据与典型案例，推动流程与分类标准的优化。</w:t>
       </w:r>
     </w:p>
     <w:p>
@@ -4613,7 +4960,7 @@
                 <w:sz w:val="22"/>
                 <w:szCs w:val="22"/>
                 <w:u w:val="none"/>
-                <w:lang w:val="en-US" w:eastAsia="zh-CN" w:bidi="ar"/>
+                <w:lang w:val="en-US" w:eastAsia="zh-CN"/>
               </w:rPr>
               <w:t>KPI</w:t>
             </w:r>
@@ -4664,7 +5011,7 @@
                 <w:sz w:val="22"/>
                 <w:szCs w:val="22"/>
                 <w:u w:val="none"/>
-                <w:lang w:val="en-US" w:eastAsia="zh-CN" w:bidi="ar"/>
+                <w:lang w:val="en-US" w:eastAsia="zh-CN"/>
               </w:rPr>
               <w:t>目标值</w:t>
             </w:r>
@@ -4715,7 +5062,7 @@
                 <w:sz w:val="22"/>
                 <w:szCs w:val="22"/>
                 <w:u w:val="none"/>
-                <w:lang w:val="en-US" w:eastAsia="zh-CN" w:bidi="ar"/>
+                <w:lang w:val="en-US" w:eastAsia="zh-CN"/>
               </w:rPr>
               <w:t>计算公式/方法</w:t>
             </w:r>
@@ -4766,7 +5113,7 @@
                 <w:sz w:val="22"/>
                 <w:szCs w:val="22"/>
                 <w:u w:val="none"/>
-                <w:lang w:val="en-US" w:eastAsia="zh-CN" w:bidi="ar"/>
+                <w:lang w:val="en-US" w:eastAsia="zh-CN"/>
               </w:rPr>
               <w:t>频度</w:t>
             </w:r>
@@ -4826,7 +5173,7 @@
                 <w:sz w:val="22"/>
                 <w:szCs w:val="22"/>
                 <w:u w:val="none"/>
-                <w:lang w:val="en-US" w:eastAsia="zh-CN" w:bidi="ar"/>
+                <w:lang w:val="en-US" w:eastAsia="zh-CN"/>
               </w:rPr>
             </w:pPr>
             <w:r>
@@ -4840,7 +5187,7 @@
                 <w:sz w:val="21"/>
                 <w:szCs w:val="21"/>
                 <w:u w:val="none"/>
-                <w:lang w:val="en-US" w:eastAsia="zh-CN" w:bidi="ar"/>
+                <w:lang w:val="en-US" w:eastAsia="zh-CN"/>
               </w:rPr>
               <w:t>服务台派单成功率</w:t>
             </w:r>
@@ -4878,7 +5225,7 @@
                 <w:sz w:val="22"/>
                 <w:szCs w:val="22"/>
                 <w:u w:val="none"/>
-                <w:lang w:val="en-US" w:eastAsia="zh-CN" w:bidi="ar"/>
+                <w:lang w:val="en-US" w:eastAsia="zh-CN"/>
               </w:rPr>
             </w:pPr>
             <w:r>
@@ -4892,7 +5239,7 @@
                 <w:sz w:val="21"/>
                 <w:szCs w:val="21"/>
                 <w:u w:val="none"/>
-                <w:lang w:val="en-US" w:eastAsia="zh-CN" w:bidi="ar"/>
+                <w:lang w:val="en-US" w:eastAsia="zh-CN"/>
               </w:rPr>
               <w:t>≥90%</w:t>
             </w:r>
@@ -4930,7 +5277,7 @@
                 <w:sz w:val="22"/>
                 <w:szCs w:val="22"/>
                 <w:u w:val="none"/>
-                <w:lang w:val="en-US" w:eastAsia="zh-CN" w:bidi="ar"/>
+                <w:lang w:val="en-US" w:eastAsia="zh-CN"/>
               </w:rPr>
             </w:pPr>
             <w:r>
@@ -4944,7 +5291,7 @@
                 <w:sz w:val="21"/>
                 <w:szCs w:val="21"/>
                 <w:u w:val="none"/>
-                <w:lang w:val="en-US" w:eastAsia="zh-CN" w:bidi="ar"/>
+                <w:lang w:val="en-US" w:eastAsia="zh-CN"/>
               </w:rPr>
               <w:t>【1-（退回的派单/派单总数）】*100%</w:t>
             </w:r>
@@ -4982,7 +5329,7 @@
                 <w:sz w:val="22"/>
                 <w:szCs w:val="22"/>
                 <w:u w:val="none"/>
-                <w:lang w:val="en-US" w:eastAsia="zh-CN" w:bidi="ar"/>
+                <w:lang w:val="en-US" w:eastAsia="zh-CN"/>
               </w:rPr>
             </w:pPr>
             <w:r>
@@ -4996,7 +5343,7 @@
                 <w:sz w:val="21"/>
                 <w:szCs w:val="21"/>
                 <w:u w:val="none"/>
-                <w:lang w:val="en-US" w:eastAsia="zh-CN" w:bidi="ar"/>
+                <w:lang w:val="en-US" w:eastAsia="zh-CN"/>
               </w:rPr>
               <w:t>季度</w:t>
             </w:r>

--- a/8.资源管理/1.流程制度规范类文件/JXTX-08-02-服务台管理制度.docx
+++ b/8.资源管理/1.流程制度规范类文件/JXTX-08-02-服务台管理制度.docx
@@ -21,7 +21,7 @@
         <w:spacing w:before="3120" w:beforeLines="1000"/>
         <w:textAlignment w:val="baseline"/>
       </w:pPr>
-      <w:bookmarkStart w:id="0" w:name="_Toc9685"/>
+      <w:bookmarkStart w:id="0" w:name="_Toc2660"/>
       <w:r>
         <w:drawing>
           <wp:anchor distT="0" distB="0" distL="114300" distR="114300" simplePos="0" relativeHeight="251661312" behindDoc="1" locked="0" layoutInCell="1" allowOverlap="1">
@@ -210,7 +210,7 @@
           <w:lang w:val="en-US" w:eastAsia="zh-CN"/>
         </w:rPr>
       </w:pPr>
-      <w:bookmarkStart w:id="1" w:name="_Toc28140"/>
+      <w:bookmarkStart w:id="1" w:name="_Toc9512"/>
       <w:r>
         <w:rPr>
           <w:rFonts w:hint="eastAsia"/>
@@ -2064,6 +2064,8 @@
               <w:tab w:val="right" w:leader="dot" w:pos="8306"/>
             </w:tabs>
           </w:pPr>
+          <w:bookmarkStart w:id="18" w:name="_GoBack"/>
+          <w:bookmarkEnd w:id="18"/>
           <w:r>
             <w:rPr>
               <w:rFonts w:hint="eastAsia" w:ascii="宋体" w:hAnsi="宋体" w:eastAsia="宋体" w:cs="宋体"/>
@@ -2100,7 +2102,7 @@
               <w:rFonts w:hint="eastAsia" w:ascii="宋体" w:hAnsi="宋体" w:eastAsia="宋体" w:cs="宋体"/>
               <w:szCs w:val="24"/>
             </w:rPr>
-            <w:instrText xml:space="preserve"> HYPERLINK \l _Toc9685 </w:instrText>
+            <w:instrText xml:space="preserve"> HYPERLINK \l _Toc2660 </w:instrText>
           </w:r>
           <w:r>
             <w:rPr>
@@ -2123,7 +2125,7 @@
             <w:fldChar w:fldCharType="begin"/>
           </w:r>
           <w:r>
-            <w:instrText xml:space="preserve"> PAGEREF _Toc9685 \h </w:instrText>
+            <w:instrText xml:space="preserve"> PAGEREF _Toc2660 \h </w:instrText>
           </w:r>
           <w:r>
             <w:fldChar w:fldCharType="separate"/>
@@ -2161,7 +2163,7 @@
               <w:rFonts w:hint="eastAsia" w:ascii="宋体" w:hAnsi="宋体" w:eastAsia="宋体" w:cs="宋体"/>
               <w:szCs w:val="24"/>
             </w:rPr>
-            <w:instrText xml:space="preserve"> HYPERLINK \l _Toc28140 </w:instrText>
+            <w:instrText xml:space="preserve"> HYPERLINK \l _Toc9512 </w:instrText>
           </w:r>
           <w:r>
             <w:rPr>
@@ -2184,7 +2186,7 @@
             <w:fldChar w:fldCharType="begin"/>
           </w:r>
           <w:r>
-            <w:instrText xml:space="preserve"> PAGEREF _Toc28140 \h </w:instrText>
+            <w:instrText xml:space="preserve"> PAGEREF _Toc9512 \h </w:instrText>
           </w:r>
           <w:r>
             <w:fldChar w:fldCharType="separate"/>
@@ -2222,7 +2224,7 @@
               <w:rFonts w:hint="eastAsia" w:ascii="宋体" w:hAnsi="宋体" w:eastAsia="宋体" w:cs="宋体"/>
               <w:szCs w:val="24"/>
             </w:rPr>
-            <w:instrText xml:space="preserve"> HYPERLINK \l _Toc28916 </w:instrText>
+            <w:instrText xml:space="preserve"> HYPERLINK \l _Toc14179 </w:instrText>
           </w:r>
           <w:r>
             <w:rPr>
@@ -2234,15 +2236,9 @@
           <w:r>
             <w:rPr>
               <w:rFonts w:hint="default"/>
-            </w:rPr>
-            <w:t xml:space="preserve">1. </w:t>
-          </w:r>
-          <w:r>
-            <w:rPr>
-              <w:rFonts w:hint="eastAsia"/>
               <w:lang w:val="en-US" w:eastAsia="zh-CN"/>
             </w:rPr>
-            <w:t>总则</w:t>
+            <w:t>1. 目的</w:t>
           </w:r>
           <w:r>
             <w:tab/>
@@ -2251,7 +2247,251 @@
             <w:fldChar w:fldCharType="begin"/>
           </w:r>
           <w:r>
-            <w:instrText xml:space="preserve"> PAGEREF _Toc28916 \h </w:instrText>
+            <w:instrText xml:space="preserve"> PAGEREF _Toc14179 \h </w:instrText>
+          </w:r>
+          <w:r>
+            <w:fldChar w:fldCharType="separate"/>
+          </w:r>
+          <w:r>
+            <w:t>4</w:t>
+          </w:r>
+          <w:r>
+            <w:fldChar w:fldCharType="end"/>
+          </w:r>
+          <w:r>
+            <w:rPr>
+              <w:rFonts w:hint="eastAsia" w:ascii="宋体" w:hAnsi="宋体" w:eastAsia="宋体" w:cs="宋体"/>
+              <w:szCs w:val="24"/>
+            </w:rPr>
+            <w:fldChar w:fldCharType="end"/>
+          </w:r>
+        </w:p>
+        <w:p>
+          <w:pPr>
+            <w:pStyle w:val="16"/>
+            <w:tabs>
+              <w:tab w:val="right" w:leader="dot" w:pos="8306"/>
+            </w:tabs>
+          </w:pPr>
+          <w:r>
+            <w:rPr>
+              <w:rFonts w:hint="eastAsia" w:ascii="宋体" w:hAnsi="宋体" w:eastAsia="宋体" w:cs="宋体"/>
+              <w:szCs w:val="24"/>
+            </w:rPr>
+            <w:fldChar w:fldCharType="begin"/>
+          </w:r>
+          <w:r>
+            <w:rPr>
+              <w:rFonts w:hint="eastAsia" w:ascii="宋体" w:hAnsi="宋体" w:eastAsia="宋体" w:cs="宋体"/>
+              <w:szCs w:val="24"/>
+            </w:rPr>
+            <w:instrText xml:space="preserve"> HYPERLINK \l _Toc12296 </w:instrText>
+          </w:r>
+          <w:r>
+            <w:rPr>
+              <w:rFonts w:hint="eastAsia" w:ascii="宋体" w:hAnsi="宋体" w:eastAsia="宋体" w:cs="宋体"/>
+              <w:szCs w:val="24"/>
+            </w:rPr>
+            <w:fldChar w:fldCharType="separate"/>
+          </w:r>
+          <w:r>
+            <w:rPr>
+              <w:rFonts w:hint="default"/>
+              <w:lang w:val="en-US" w:eastAsia="zh-CN"/>
+            </w:rPr>
+            <w:t>2. 适用范围</w:t>
+          </w:r>
+          <w:r>
+            <w:tab/>
+          </w:r>
+          <w:r>
+            <w:fldChar w:fldCharType="begin"/>
+          </w:r>
+          <w:r>
+            <w:instrText xml:space="preserve"> PAGEREF _Toc12296 \h </w:instrText>
+          </w:r>
+          <w:r>
+            <w:fldChar w:fldCharType="separate"/>
+          </w:r>
+          <w:r>
+            <w:t>4</w:t>
+          </w:r>
+          <w:r>
+            <w:fldChar w:fldCharType="end"/>
+          </w:r>
+          <w:r>
+            <w:rPr>
+              <w:rFonts w:hint="eastAsia" w:ascii="宋体" w:hAnsi="宋体" w:eastAsia="宋体" w:cs="宋体"/>
+              <w:szCs w:val="24"/>
+            </w:rPr>
+            <w:fldChar w:fldCharType="end"/>
+          </w:r>
+        </w:p>
+        <w:p>
+          <w:pPr>
+            <w:pStyle w:val="16"/>
+            <w:tabs>
+              <w:tab w:val="right" w:leader="dot" w:pos="8306"/>
+            </w:tabs>
+          </w:pPr>
+          <w:r>
+            <w:rPr>
+              <w:rFonts w:hint="eastAsia" w:ascii="宋体" w:hAnsi="宋体" w:eastAsia="宋体" w:cs="宋体"/>
+              <w:szCs w:val="24"/>
+            </w:rPr>
+            <w:fldChar w:fldCharType="begin"/>
+          </w:r>
+          <w:r>
+            <w:rPr>
+              <w:rFonts w:hint="eastAsia" w:ascii="宋体" w:hAnsi="宋体" w:eastAsia="宋体" w:cs="宋体"/>
+              <w:szCs w:val="24"/>
+            </w:rPr>
+            <w:instrText xml:space="preserve"> HYPERLINK \l _Toc29515 </w:instrText>
+          </w:r>
+          <w:r>
+            <w:rPr>
+              <w:rFonts w:hint="eastAsia" w:ascii="宋体" w:hAnsi="宋体" w:eastAsia="宋体" w:cs="宋体"/>
+              <w:szCs w:val="24"/>
+            </w:rPr>
+            <w:fldChar w:fldCharType="separate"/>
+          </w:r>
+          <w:r>
+            <w:rPr>
+              <w:rFonts w:hint="default"/>
+              <w:lang w:val="en-US" w:eastAsia="zh-CN"/>
+            </w:rPr>
+            <w:t>3. 服务时间与接入方式</w:t>
+          </w:r>
+          <w:r>
+            <w:tab/>
+          </w:r>
+          <w:r>
+            <w:fldChar w:fldCharType="begin"/>
+          </w:r>
+          <w:r>
+            <w:instrText xml:space="preserve"> PAGEREF _Toc29515 \h </w:instrText>
+          </w:r>
+          <w:r>
+            <w:fldChar w:fldCharType="separate"/>
+          </w:r>
+          <w:r>
+            <w:t>4</w:t>
+          </w:r>
+          <w:r>
+            <w:fldChar w:fldCharType="end"/>
+          </w:r>
+          <w:r>
+            <w:rPr>
+              <w:rFonts w:hint="eastAsia" w:ascii="宋体" w:hAnsi="宋体" w:eastAsia="宋体" w:cs="宋体"/>
+              <w:szCs w:val="24"/>
+            </w:rPr>
+            <w:fldChar w:fldCharType="end"/>
+          </w:r>
+        </w:p>
+        <w:p>
+          <w:pPr>
+            <w:pStyle w:val="16"/>
+            <w:tabs>
+              <w:tab w:val="right" w:leader="dot" w:pos="8306"/>
+            </w:tabs>
+          </w:pPr>
+          <w:r>
+            <w:rPr>
+              <w:rFonts w:hint="eastAsia" w:ascii="宋体" w:hAnsi="宋体" w:eastAsia="宋体" w:cs="宋体"/>
+              <w:szCs w:val="24"/>
+            </w:rPr>
+            <w:fldChar w:fldCharType="begin"/>
+          </w:r>
+          <w:r>
+            <w:rPr>
+              <w:rFonts w:hint="eastAsia" w:ascii="宋体" w:hAnsi="宋体" w:eastAsia="宋体" w:cs="宋体"/>
+              <w:szCs w:val="24"/>
+            </w:rPr>
+            <w:instrText xml:space="preserve"> HYPERLINK \l _Toc12382 </w:instrText>
+          </w:r>
+          <w:r>
+            <w:rPr>
+              <w:rFonts w:hint="eastAsia" w:ascii="宋体" w:hAnsi="宋体" w:eastAsia="宋体" w:cs="宋体"/>
+              <w:szCs w:val="24"/>
+            </w:rPr>
+            <w:fldChar w:fldCharType="separate"/>
+          </w:r>
+          <w:r>
+            <w:rPr>
+              <w:rFonts w:hint="default"/>
+              <w:lang w:val="en-US" w:eastAsia="zh-CN"/>
+            </w:rPr>
+            <w:t>4. 服务台职责</w:t>
+          </w:r>
+          <w:r>
+            <w:tab/>
+          </w:r>
+          <w:r>
+            <w:fldChar w:fldCharType="begin"/>
+          </w:r>
+          <w:r>
+            <w:instrText xml:space="preserve"> PAGEREF _Toc12382 \h </w:instrText>
+          </w:r>
+          <w:r>
+            <w:fldChar w:fldCharType="separate"/>
+          </w:r>
+          <w:r>
+            <w:t>4</w:t>
+          </w:r>
+          <w:r>
+            <w:fldChar w:fldCharType="end"/>
+          </w:r>
+          <w:r>
+            <w:rPr>
+              <w:rFonts w:hint="eastAsia" w:ascii="宋体" w:hAnsi="宋体" w:eastAsia="宋体" w:cs="宋体"/>
+              <w:szCs w:val="24"/>
+            </w:rPr>
+            <w:fldChar w:fldCharType="end"/>
+          </w:r>
+        </w:p>
+        <w:p>
+          <w:pPr>
+            <w:pStyle w:val="16"/>
+            <w:tabs>
+              <w:tab w:val="right" w:leader="dot" w:pos="8306"/>
+            </w:tabs>
+          </w:pPr>
+          <w:r>
+            <w:rPr>
+              <w:rFonts w:hint="eastAsia" w:ascii="宋体" w:hAnsi="宋体" w:eastAsia="宋体" w:cs="宋体"/>
+              <w:szCs w:val="24"/>
+            </w:rPr>
+            <w:fldChar w:fldCharType="begin"/>
+          </w:r>
+          <w:r>
+            <w:rPr>
+              <w:rFonts w:hint="eastAsia" w:ascii="宋体" w:hAnsi="宋体" w:eastAsia="宋体" w:cs="宋体"/>
+              <w:szCs w:val="24"/>
+            </w:rPr>
+            <w:instrText xml:space="preserve"> HYPERLINK \l _Toc31036 </w:instrText>
+          </w:r>
+          <w:r>
+            <w:rPr>
+              <w:rFonts w:hint="eastAsia" w:ascii="宋体" w:hAnsi="宋体" w:eastAsia="宋体" w:cs="宋体"/>
+              <w:szCs w:val="24"/>
+            </w:rPr>
+            <w:fldChar w:fldCharType="separate"/>
+          </w:r>
+          <w:r>
+            <w:rPr>
+              <w:rFonts w:hint="default"/>
+              <w:lang w:val="en-US" w:eastAsia="zh-CN"/>
+            </w:rPr>
+            <w:t>5. 事件/服务请求处理流程</w:t>
+          </w:r>
+          <w:r>
+            <w:tab/>
+          </w:r>
+          <w:r>
+            <w:fldChar w:fldCharType="begin"/>
+          </w:r>
+          <w:r>
+            <w:instrText xml:space="preserve"> PAGEREF _Toc31036 \h </w:instrText>
           </w:r>
           <w:r>
             <w:fldChar w:fldCharType="separate"/>
@@ -2289,7 +2529,7 @@
               <w:rFonts w:hint="eastAsia" w:ascii="宋体" w:hAnsi="宋体" w:eastAsia="宋体" w:cs="宋体"/>
               <w:szCs w:val="24"/>
             </w:rPr>
-            <w:instrText xml:space="preserve"> HYPERLINK \l _Toc6243 </w:instrText>
+            <w:instrText xml:space="preserve"> HYPERLINK \l _Toc8268 </w:instrText>
           </w:r>
           <w:r>
             <w:rPr>
@@ -2303,14 +2543,7 @@
               <w:rFonts w:hint="default"/>
               <w:lang w:val="en-US" w:eastAsia="zh-CN"/>
             </w:rPr>
-            <w:t xml:space="preserve">1.1. </w:t>
-          </w:r>
-          <w:r>
-            <w:rPr>
-              <w:rFonts w:hint="eastAsia"/>
-              <w:lang w:val="en-US" w:eastAsia="zh-CN"/>
-            </w:rPr>
-            <w:t>目的</w:t>
+            <w:t>5.1. 记录与受理</w:t>
           </w:r>
           <w:r>
             <w:tab/>
@@ -2319,7 +2552,7 @@
             <w:fldChar w:fldCharType="begin"/>
           </w:r>
           <w:r>
-            <w:instrText xml:space="preserve"> PAGEREF _Toc6243 \h </w:instrText>
+            <w:instrText xml:space="preserve"> PAGEREF _Toc8268 \h </w:instrText>
           </w:r>
           <w:r>
             <w:fldChar w:fldCharType="separate"/>
@@ -2357,7 +2590,7 @@
               <w:rFonts w:hint="eastAsia" w:ascii="宋体" w:hAnsi="宋体" w:eastAsia="宋体" w:cs="宋体"/>
               <w:szCs w:val="24"/>
             </w:rPr>
-            <w:instrText xml:space="preserve"> HYPERLINK \l _Toc2354 </w:instrText>
+            <w:instrText xml:space="preserve"> HYPERLINK \l _Toc24659 </w:instrText>
           </w:r>
           <w:r>
             <w:rPr>
@@ -2371,14 +2604,7 @@
               <w:rFonts w:hint="default"/>
               <w:lang w:val="en-US" w:eastAsia="zh-CN"/>
             </w:rPr>
-            <w:t xml:space="preserve">1.2. </w:t>
-          </w:r>
-          <w:r>
-            <w:rPr>
-              <w:rFonts w:hint="eastAsia"/>
-              <w:lang w:val="en-US" w:eastAsia="zh-CN"/>
-            </w:rPr>
-            <w:t>适用范围</w:t>
+            <w:t>5.2. 分类与派发</w:t>
           </w:r>
           <w:r>
             <w:tab/>
@@ -2387,13 +2613,13 @@
             <w:fldChar w:fldCharType="begin"/>
           </w:r>
           <w:r>
-            <w:instrText xml:space="preserve"> PAGEREF _Toc2354 \h </w:instrText>
+            <w:instrText xml:space="preserve"> PAGEREF _Toc24659 \h </w:instrText>
           </w:r>
           <w:r>
             <w:fldChar w:fldCharType="separate"/>
           </w:r>
           <w:r>
-            <w:t>4</w:t>
+            <w:t>5</w:t>
           </w:r>
           <w:r>
             <w:fldChar w:fldCharType="end"/>
@@ -2425,7 +2651,7 @@
               <w:rFonts w:hint="eastAsia" w:ascii="宋体" w:hAnsi="宋体" w:eastAsia="宋体" w:cs="宋体"/>
               <w:szCs w:val="24"/>
             </w:rPr>
-            <w:instrText xml:space="preserve"> HYPERLINK \l _Toc22367 </w:instrText>
+            <w:instrText xml:space="preserve"> HYPERLINK \l _Toc4619 </w:instrText>
           </w:r>
           <w:r>
             <w:rPr>
@@ -2439,14 +2665,7 @@
               <w:rFonts w:hint="default"/>
               <w:lang w:val="en-US" w:eastAsia="zh-CN"/>
             </w:rPr>
-            <w:t xml:space="preserve">1.3. </w:t>
-          </w:r>
-          <w:r>
-            <w:rPr>
-              <w:rFonts w:hint="eastAsia"/>
-              <w:lang w:val="en-US" w:eastAsia="zh-CN"/>
-            </w:rPr>
-            <w:t>原则</w:t>
+            <w:t>5.3. 处理与跟踪</w:t>
           </w:r>
           <w:r>
             <w:tab/>
@@ -2455,13 +2674,13 @@
             <w:fldChar w:fldCharType="begin"/>
           </w:r>
           <w:r>
-            <w:instrText xml:space="preserve"> PAGEREF _Toc22367 \h </w:instrText>
+            <w:instrText xml:space="preserve"> PAGEREF _Toc4619 \h </w:instrText>
           </w:r>
           <w:r>
             <w:fldChar w:fldCharType="separate"/>
           </w:r>
           <w:r>
-            <w:t>4</w:t>
+            <w:t>5</w:t>
           </w:r>
           <w:r>
             <w:fldChar w:fldCharType="end"/>
@@ -2493,7 +2712,7 @@
               <w:rFonts w:hint="eastAsia" w:ascii="宋体" w:hAnsi="宋体" w:eastAsia="宋体" w:cs="宋体"/>
               <w:szCs w:val="24"/>
             </w:rPr>
-            <w:instrText xml:space="preserve"> HYPERLINK \l _Toc18746 </w:instrText>
+            <w:instrText xml:space="preserve"> HYPERLINK \l _Toc13095 </w:instrText>
           </w:r>
           <w:r>
             <w:rPr>
@@ -2507,14 +2726,7 @@
               <w:rFonts w:hint="default"/>
               <w:lang w:val="en-US" w:eastAsia="zh-CN"/>
             </w:rPr>
-            <w:t xml:space="preserve">1.4. </w:t>
-          </w:r>
-          <w:r>
-            <w:rPr>
-              <w:rFonts w:hint="eastAsia"/>
-              <w:lang w:val="en-US" w:eastAsia="zh-CN"/>
-            </w:rPr>
-            <w:t>岗位职责</w:t>
+            <w:t>5.4. 回访与关闭</w:t>
           </w:r>
           <w:r>
             <w:tab/>
@@ -2523,143 +2735,7 @@
             <w:fldChar w:fldCharType="begin"/>
           </w:r>
           <w:r>
-            <w:instrText xml:space="preserve"> PAGEREF _Toc18746 \h </w:instrText>
-          </w:r>
-          <w:r>
-            <w:fldChar w:fldCharType="separate"/>
-          </w:r>
-          <w:r>
-            <w:t>4</w:t>
-          </w:r>
-          <w:r>
-            <w:fldChar w:fldCharType="end"/>
-          </w:r>
-          <w:r>
-            <w:rPr>
-              <w:rFonts w:hint="eastAsia" w:ascii="宋体" w:hAnsi="宋体" w:eastAsia="宋体" w:cs="宋体"/>
-              <w:szCs w:val="24"/>
-            </w:rPr>
-            <w:fldChar w:fldCharType="end"/>
-          </w:r>
-        </w:p>
-        <w:p>
-          <w:pPr>
-            <w:pStyle w:val="13"/>
-            <w:tabs>
-              <w:tab w:val="right" w:leader="dot" w:pos="8306"/>
-            </w:tabs>
-          </w:pPr>
-          <w:r>
-            <w:rPr>
-              <w:rFonts w:hint="eastAsia" w:ascii="宋体" w:hAnsi="宋体" w:eastAsia="宋体" w:cs="宋体"/>
-              <w:szCs w:val="24"/>
-            </w:rPr>
-            <w:fldChar w:fldCharType="begin"/>
-          </w:r>
-          <w:r>
-            <w:rPr>
-              <w:rFonts w:hint="eastAsia" w:ascii="宋体" w:hAnsi="宋体" w:eastAsia="宋体" w:cs="宋体"/>
-              <w:szCs w:val="24"/>
-            </w:rPr>
-            <w:instrText xml:space="preserve"> HYPERLINK \l _Toc25585 </w:instrText>
-          </w:r>
-          <w:r>
-            <w:rPr>
-              <w:rFonts w:hint="eastAsia" w:ascii="宋体" w:hAnsi="宋体" w:eastAsia="宋体" w:cs="宋体"/>
-              <w:szCs w:val="24"/>
-            </w:rPr>
-            <w:fldChar w:fldCharType="separate"/>
-          </w:r>
-          <w:r>
-            <w:rPr>
-              <w:rFonts w:hint="default"/>
-              <w:lang w:val="en-US" w:eastAsia="zh-CN"/>
-            </w:rPr>
-            <w:t xml:space="preserve">1.4.1. </w:t>
-          </w:r>
-          <w:r>
-            <w:rPr>
-              <w:rFonts w:hint="eastAsia"/>
-              <w:lang w:val="en-US" w:eastAsia="zh-CN"/>
-            </w:rPr>
-            <w:t>数智运营部经理</w:t>
-          </w:r>
-          <w:r>
-            <w:tab/>
-          </w:r>
-          <w:r>
-            <w:fldChar w:fldCharType="begin"/>
-          </w:r>
-          <w:r>
-            <w:instrText xml:space="preserve"> PAGEREF _Toc25585 \h </w:instrText>
-          </w:r>
-          <w:r>
-            <w:fldChar w:fldCharType="separate"/>
-          </w:r>
-          <w:r>
-            <w:t>4</w:t>
-          </w:r>
-          <w:r>
-            <w:fldChar w:fldCharType="end"/>
-          </w:r>
-          <w:r>
-            <w:rPr>
-              <w:rFonts w:hint="eastAsia" w:ascii="宋体" w:hAnsi="宋体" w:eastAsia="宋体" w:cs="宋体"/>
-              <w:szCs w:val="24"/>
-            </w:rPr>
-            <w:fldChar w:fldCharType="end"/>
-          </w:r>
-        </w:p>
-        <w:p>
-          <w:pPr>
-            <w:pStyle w:val="13"/>
-            <w:tabs>
-              <w:tab w:val="right" w:leader="dot" w:pos="8306"/>
-            </w:tabs>
-          </w:pPr>
-          <w:r>
-            <w:rPr>
-              <w:rFonts w:hint="eastAsia" w:ascii="宋体" w:hAnsi="宋体" w:eastAsia="宋体" w:cs="宋体"/>
-              <w:szCs w:val="24"/>
-            </w:rPr>
-            <w:fldChar w:fldCharType="begin"/>
-          </w:r>
-          <w:r>
-            <w:rPr>
-              <w:rFonts w:hint="eastAsia" w:ascii="宋体" w:hAnsi="宋体" w:eastAsia="宋体" w:cs="宋体"/>
-              <w:szCs w:val="24"/>
-            </w:rPr>
-            <w:instrText xml:space="preserve"> HYPERLINK \l _Toc29349 </w:instrText>
-          </w:r>
-          <w:r>
-            <w:rPr>
-              <w:rFonts w:hint="eastAsia" w:ascii="宋体" w:hAnsi="宋体" w:eastAsia="宋体" w:cs="宋体"/>
-              <w:szCs w:val="24"/>
-            </w:rPr>
-            <w:fldChar w:fldCharType="separate"/>
-          </w:r>
-          <w:r>
-            <w:rPr>
-              <w:rFonts w:hint="default"/>
-              <w:lang w:val="en-US" w:eastAsia="zh-CN"/>
-            </w:rPr>
-            <w:t>1.4.2. 服务台</w:t>
-          </w:r>
-          <w:r>
-            <w:rPr>
-              <w:rFonts w:hint="eastAsia"/>
-              <w:lang w:val="en-US" w:eastAsia="zh-CN"/>
-            </w:rPr>
-            <w:t>专员</w:t>
-          </w:r>
-          <w:r>
-            <w:tab/>
-          </w:r>
-          <w:r>
-            <w:fldChar w:fldCharType="begin"/>
-          </w:r>
-          <w:r>
-            <w:instrText xml:space="preserve"> PAGEREF _Toc29349 \h </w:instrText>
+            <w:instrText xml:space="preserve"> PAGEREF _Toc13095 \h </w:instrText>
           </w:r>
           <w:r>
             <w:fldChar w:fldCharType="separate"/>
@@ -2697,7 +2773,7 @@
               <w:rFonts w:hint="eastAsia" w:ascii="宋体" w:hAnsi="宋体" w:eastAsia="宋体" w:cs="宋体"/>
               <w:szCs w:val="24"/>
             </w:rPr>
-            <w:instrText xml:space="preserve"> HYPERLINK \l _Toc23282 </w:instrText>
+            <w:instrText xml:space="preserve"> HYPERLINK \l _Toc18938 </w:instrText>
           </w:r>
           <w:r>
             <w:rPr>
@@ -2711,14 +2787,14 @@
               <w:rFonts w:hint="default"/>
               <w:lang w:val="en-US" w:eastAsia="zh-CN"/>
             </w:rPr>
-            <w:t xml:space="preserve">2. </w:t>
+            <w:t xml:space="preserve">6. </w:t>
           </w:r>
           <w:r>
             <w:rPr>
               <w:rFonts w:hint="eastAsia"/>
               <w:lang w:val="en-US" w:eastAsia="zh-CN"/>
             </w:rPr>
-            <w:t>引用依据</w:t>
+            <w:t>监督与考评机制</w:t>
           </w:r>
           <w:r>
             <w:tab/>
@@ -2727,13 +2803,278 @@
             <w:fldChar w:fldCharType="begin"/>
           </w:r>
           <w:r>
-            <w:instrText xml:space="preserve"> PAGEREF _Toc23282 \h </w:instrText>
+            <w:instrText xml:space="preserve"> PAGEREF _Toc18938 \h </w:instrText>
           </w:r>
           <w:r>
             <w:fldChar w:fldCharType="separate"/>
           </w:r>
           <w:r>
             <w:t>5</w:t>
+          </w:r>
+          <w:r>
+            <w:fldChar w:fldCharType="end"/>
+          </w:r>
+          <w:r>
+            <w:rPr>
+              <w:rFonts w:hint="eastAsia" w:ascii="宋体" w:hAnsi="宋体" w:eastAsia="宋体" w:cs="宋体"/>
+              <w:szCs w:val="24"/>
+            </w:rPr>
+            <w:fldChar w:fldCharType="end"/>
+          </w:r>
+        </w:p>
+        <w:p>
+          <w:pPr>
+            <w:pStyle w:val="17"/>
+            <w:tabs>
+              <w:tab w:val="right" w:leader="dot" w:pos="8306"/>
+            </w:tabs>
+          </w:pPr>
+          <w:r>
+            <w:rPr>
+              <w:rFonts w:hint="eastAsia" w:ascii="宋体" w:hAnsi="宋体" w:eastAsia="宋体" w:cs="宋体"/>
+              <w:szCs w:val="24"/>
+            </w:rPr>
+            <w:fldChar w:fldCharType="begin"/>
+          </w:r>
+          <w:r>
+            <w:rPr>
+              <w:rFonts w:hint="eastAsia" w:ascii="宋体" w:hAnsi="宋体" w:eastAsia="宋体" w:cs="宋体"/>
+              <w:szCs w:val="24"/>
+            </w:rPr>
+            <w:instrText xml:space="preserve"> HYPERLINK \l _Toc55 </w:instrText>
+          </w:r>
+          <w:r>
+            <w:rPr>
+              <w:rFonts w:hint="eastAsia" w:ascii="宋体" w:hAnsi="宋体" w:eastAsia="宋体" w:cs="宋体"/>
+              <w:szCs w:val="24"/>
+            </w:rPr>
+            <w:fldChar w:fldCharType="separate"/>
+          </w:r>
+          <w:r>
+            <w:rPr>
+              <w:rFonts w:hint="default"/>
+              <w:lang w:val="en-US" w:eastAsia="zh-CN"/>
+            </w:rPr>
+            <w:t xml:space="preserve">6.1. </w:t>
+          </w:r>
+          <w:r>
+            <w:rPr>
+              <w:rFonts w:hint="eastAsia"/>
+              <w:lang w:val="en-US" w:eastAsia="zh-CN"/>
+            </w:rPr>
+            <w:t>核心考评指标</w:t>
+          </w:r>
+          <w:r>
+            <w:tab/>
+          </w:r>
+          <w:r>
+            <w:fldChar w:fldCharType="begin"/>
+          </w:r>
+          <w:r>
+            <w:instrText xml:space="preserve"> PAGEREF _Toc55 \h </w:instrText>
+          </w:r>
+          <w:r>
+            <w:fldChar w:fldCharType="separate"/>
+          </w:r>
+          <w:r>
+            <w:t>5</w:t>
+          </w:r>
+          <w:r>
+            <w:fldChar w:fldCharType="end"/>
+          </w:r>
+          <w:r>
+            <w:rPr>
+              <w:rFonts w:hint="eastAsia" w:ascii="宋体" w:hAnsi="宋体" w:eastAsia="宋体" w:cs="宋体"/>
+              <w:szCs w:val="24"/>
+            </w:rPr>
+            <w:fldChar w:fldCharType="end"/>
+          </w:r>
+        </w:p>
+        <w:p>
+          <w:pPr>
+            <w:pStyle w:val="17"/>
+            <w:tabs>
+              <w:tab w:val="right" w:leader="dot" w:pos="8306"/>
+            </w:tabs>
+          </w:pPr>
+          <w:r>
+            <w:rPr>
+              <w:rFonts w:hint="eastAsia" w:ascii="宋体" w:hAnsi="宋体" w:eastAsia="宋体" w:cs="宋体"/>
+              <w:szCs w:val="24"/>
+            </w:rPr>
+            <w:fldChar w:fldCharType="begin"/>
+          </w:r>
+          <w:r>
+            <w:rPr>
+              <w:rFonts w:hint="eastAsia" w:ascii="宋体" w:hAnsi="宋体" w:eastAsia="宋体" w:cs="宋体"/>
+              <w:szCs w:val="24"/>
+            </w:rPr>
+            <w:instrText xml:space="preserve"> HYPERLINK \l _Toc29133 </w:instrText>
+          </w:r>
+          <w:r>
+            <w:rPr>
+              <w:rFonts w:hint="eastAsia" w:ascii="宋体" w:hAnsi="宋体" w:eastAsia="宋体" w:cs="宋体"/>
+              <w:szCs w:val="24"/>
+            </w:rPr>
+            <w:fldChar w:fldCharType="separate"/>
+          </w:r>
+          <w:r>
+            <w:rPr>
+              <w:rFonts w:hint="default"/>
+              <w:lang w:val="en-US" w:eastAsia="zh-CN"/>
+            </w:rPr>
+            <w:t xml:space="preserve">6.2. </w:t>
+          </w:r>
+          <w:r>
+            <w:rPr>
+              <w:rFonts w:hint="eastAsia"/>
+              <w:lang w:val="en-US" w:eastAsia="zh-CN"/>
+            </w:rPr>
+            <w:t>监督与管理过程</w:t>
+          </w:r>
+          <w:r>
+            <w:tab/>
+          </w:r>
+          <w:r>
+            <w:fldChar w:fldCharType="begin"/>
+          </w:r>
+          <w:r>
+            <w:instrText xml:space="preserve"> PAGEREF _Toc29133 \h </w:instrText>
+          </w:r>
+          <w:r>
+            <w:fldChar w:fldCharType="separate"/>
+          </w:r>
+          <w:r>
+            <w:t>6</w:t>
+          </w:r>
+          <w:r>
+            <w:fldChar w:fldCharType="end"/>
+          </w:r>
+          <w:r>
+            <w:rPr>
+              <w:rFonts w:hint="eastAsia" w:ascii="宋体" w:hAnsi="宋体" w:eastAsia="宋体" w:cs="宋体"/>
+              <w:szCs w:val="24"/>
+            </w:rPr>
+            <w:fldChar w:fldCharType="end"/>
+          </w:r>
+        </w:p>
+        <w:p>
+          <w:pPr>
+            <w:pStyle w:val="17"/>
+            <w:tabs>
+              <w:tab w:val="right" w:leader="dot" w:pos="8306"/>
+            </w:tabs>
+          </w:pPr>
+          <w:r>
+            <w:rPr>
+              <w:rFonts w:hint="eastAsia" w:ascii="宋体" w:hAnsi="宋体" w:eastAsia="宋体" w:cs="宋体"/>
+              <w:szCs w:val="24"/>
+            </w:rPr>
+            <w:fldChar w:fldCharType="begin"/>
+          </w:r>
+          <w:r>
+            <w:rPr>
+              <w:rFonts w:hint="eastAsia" w:ascii="宋体" w:hAnsi="宋体" w:eastAsia="宋体" w:cs="宋体"/>
+              <w:szCs w:val="24"/>
+            </w:rPr>
+            <w:instrText xml:space="preserve"> HYPERLINK \l _Toc4821 </w:instrText>
+          </w:r>
+          <w:r>
+            <w:rPr>
+              <w:rFonts w:hint="eastAsia" w:ascii="宋体" w:hAnsi="宋体" w:eastAsia="宋体" w:cs="宋体"/>
+              <w:szCs w:val="24"/>
+            </w:rPr>
+            <w:fldChar w:fldCharType="separate"/>
+          </w:r>
+          <w:r>
+            <w:rPr>
+              <w:rFonts w:hint="default"/>
+              <w:lang w:val="en-US" w:eastAsia="zh-CN"/>
+            </w:rPr>
+            <w:t>6.3. 考评结果应用</w:t>
+          </w:r>
+          <w:r>
+            <w:tab/>
+          </w:r>
+          <w:r>
+            <w:fldChar w:fldCharType="begin"/>
+          </w:r>
+          <w:r>
+            <w:instrText xml:space="preserve"> PAGEREF _Toc4821 \h </w:instrText>
+          </w:r>
+          <w:r>
+            <w:fldChar w:fldCharType="separate"/>
+          </w:r>
+          <w:r>
+            <w:t>6</w:t>
+          </w:r>
+          <w:r>
+            <w:fldChar w:fldCharType="end"/>
+          </w:r>
+          <w:r>
+            <w:rPr>
+              <w:rFonts w:hint="eastAsia" w:ascii="宋体" w:hAnsi="宋体" w:eastAsia="宋体" w:cs="宋体"/>
+              <w:szCs w:val="24"/>
+            </w:rPr>
+            <w:fldChar w:fldCharType="end"/>
+          </w:r>
+        </w:p>
+        <w:p>
+          <w:pPr>
+            <w:pStyle w:val="17"/>
+            <w:tabs>
+              <w:tab w:val="right" w:leader="dot" w:pos="8306"/>
+            </w:tabs>
+          </w:pPr>
+          <w:r>
+            <w:rPr>
+              <w:rFonts w:hint="eastAsia" w:ascii="宋体" w:hAnsi="宋体" w:eastAsia="宋体" w:cs="宋体"/>
+              <w:szCs w:val="24"/>
+            </w:rPr>
+            <w:fldChar w:fldCharType="begin"/>
+          </w:r>
+          <w:r>
+            <w:rPr>
+              <w:rFonts w:hint="eastAsia" w:ascii="宋体" w:hAnsi="宋体" w:eastAsia="宋体" w:cs="宋体"/>
+              <w:szCs w:val="24"/>
+            </w:rPr>
+            <w:instrText xml:space="preserve"> HYPERLINK \l _Toc30291 </w:instrText>
+          </w:r>
+          <w:r>
+            <w:rPr>
+              <w:rFonts w:hint="eastAsia" w:ascii="宋体" w:hAnsi="宋体" w:eastAsia="宋体" w:cs="宋体"/>
+              <w:szCs w:val="24"/>
+            </w:rPr>
+            <w:fldChar w:fldCharType="separate"/>
+          </w:r>
+          <w:r>
+            <w:rPr>
+              <w:rFonts w:hint="default"/>
+              <w:lang w:val="en-US" w:eastAsia="zh-CN"/>
+            </w:rPr>
+            <w:t xml:space="preserve">6.4. </w:t>
+          </w:r>
+          <w:r>
+            <w:rPr>
+              <w:rFonts w:hint="eastAsia"/>
+              <w:lang w:val="en-US" w:eastAsia="zh-CN"/>
+            </w:rPr>
+            <w:t>支持与改进</w:t>
+          </w:r>
+          <w:r>
+            <w:tab/>
+          </w:r>
+          <w:r>
+            <w:fldChar w:fldCharType="begin"/>
+          </w:r>
+          <w:r>
+            <w:instrText xml:space="preserve"> PAGEREF _Toc30291 \h </w:instrText>
+          </w:r>
+          <w:r>
+            <w:fldChar w:fldCharType="separate"/>
+          </w:r>
+          <w:r>
+            <w:t>6</w:t>
           </w:r>
           <w:r>
             <w:fldChar w:fldCharType="end"/>
@@ -2765,7 +3106,7 @@
               <w:rFonts w:hint="eastAsia" w:ascii="宋体" w:hAnsi="宋体" w:eastAsia="宋体" w:cs="宋体"/>
               <w:szCs w:val="24"/>
             </w:rPr>
-            <w:instrText xml:space="preserve"> HYPERLINK \l _Toc4606 </w:instrText>
+            <w:instrText xml:space="preserve"> HYPERLINK \l _Toc16458 </w:instrText>
           </w:r>
           <w:r>
             <w:rPr>
@@ -2777,15 +3118,16 @@
           <w:r>
             <w:rPr>
               <w:rFonts w:hint="default"/>
-            </w:rPr>
-            <w:t xml:space="preserve">3. </w:t>
+              <w:lang w:val="en-US" w:eastAsia="zh-CN"/>
+            </w:rPr>
+            <w:t xml:space="preserve">7. </w:t>
           </w:r>
           <w:r>
             <w:rPr>
               <w:rFonts w:hint="eastAsia"/>
               <w:lang w:val="en-US" w:eastAsia="zh-CN"/>
             </w:rPr>
-            <w:t>定义与术语</w:t>
+            <w:t>考核指标</w:t>
           </w:r>
           <w:r>
             <w:tab/>
@@ -2794,277 +3136,13 @@
             <w:fldChar w:fldCharType="begin"/>
           </w:r>
           <w:r>
-            <w:instrText xml:space="preserve"> PAGEREF _Toc4606 \h </w:instrText>
+            <w:instrText xml:space="preserve"> PAGEREF _Toc16458 \h </w:instrText>
           </w:r>
           <w:r>
             <w:fldChar w:fldCharType="separate"/>
           </w:r>
           <w:r>
-            <w:t>5</w:t>
-          </w:r>
-          <w:r>
-            <w:fldChar w:fldCharType="end"/>
-          </w:r>
-          <w:r>
-            <w:rPr>
-              <w:rFonts w:hint="eastAsia" w:ascii="宋体" w:hAnsi="宋体" w:eastAsia="宋体" w:cs="宋体"/>
-              <w:szCs w:val="24"/>
-            </w:rPr>
-            <w:fldChar w:fldCharType="end"/>
-          </w:r>
-        </w:p>
-        <w:p>
-          <w:pPr>
-            <w:pStyle w:val="17"/>
-            <w:tabs>
-              <w:tab w:val="right" w:leader="dot" w:pos="8306"/>
-            </w:tabs>
-          </w:pPr>
-          <w:r>
-            <w:rPr>
-              <w:rFonts w:hint="eastAsia" w:ascii="宋体" w:hAnsi="宋体" w:eastAsia="宋体" w:cs="宋体"/>
-              <w:szCs w:val="24"/>
-            </w:rPr>
-            <w:fldChar w:fldCharType="begin"/>
-          </w:r>
-          <w:r>
-            <w:rPr>
-              <w:rFonts w:hint="eastAsia" w:ascii="宋体" w:hAnsi="宋体" w:eastAsia="宋体" w:cs="宋体"/>
-              <w:szCs w:val="24"/>
-            </w:rPr>
-            <w:instrText xml:space="preserve"> HYPERLINK \l _Toc21873 </w:instrText>
-          </w:r>
-          <w:r>
-            <w:rPr>
-              <w:rFonts w:hint="eastAsia" w:ascii="宋体" w:hAnsi="宋体" w:eastAsia="宋体" w:cs="宋体"/>
-              <w:szCs w:val="24"/>
-            </w:rPr>
-            <w:fldChar w:fldCharType="separate"/>
-          </w:r>
-          <w:r>
-            <w:rPr>
-              <w:rFonts w:hint="default"/>
-            </w:rPr>
-            <w:t xml:space="preserve">3.1. </w:t>
-          </w:r>
-          <w:r>
-            <w:rPr>
-              <w:rFonts w:hint="eastAsia"/>
-            </w:rPr>
-            <w:t>事件</w:t>
-          </w:r>
-          <w:r>
-            <w:tab/>
-          </w:r>
-          <w:r>
-            <w:fldChar w:fldCharType="begin"/>
-          </w:r>
-          <w:r>
-            <w:instrText xml:space="preserve"> PAGEREF _Toc21873 \h </w:instrText>
-          </w:r>
-          <w:r>
-            <w:fldChar w:fldCharType="separate"/>
-          </w:r>
-          <w:r>
-            <w:t>5</w:t>
-          </w:r>
-          <w:r>
-            <w:fldChar w:fldCharType="end"/>
-          </w:r>
-          <w:r>
-            <w:rPr>
-              <w:rFonts w:hint="eastAsia" w:ascii="宋体" w:hAnsi="宋体" w:eastAsia="宋体" w:cs="宋体"/>
-              <w:szCs w:val="24"/>
-            </w:rPr>
-            <w:fldChar w:fldCharType="end"/>
-          </w:r>
-        </w:p>
-        <w:p>
-          <w:pPr>
-            <w:pStyle w:val="17"/>
-            <w:tabs>
-              <w:tab w:val="right" w:leader="dot" w:pos="8306"/>
-            </w:tabs>
-          </w:pPr>
-          <w:r>
-            <w:rPr>
-              <w:rFonts w:hint="eastAsia" w:ascii="宋体" w:hAnsi="宋体" w:eastAsia="宋体" w:cs="宋体"/>
-              <w:szCs w:val="24"/>
-            </w:rPr>
-            <w:fldChar w:fldCharType="begin"/>
-          </w:r>
-          <w:r>
-            <w:rPr>
-              <w:rFonts w:hint="eastAsia" w:ascii="宋体" w:hAnsi="宋体" w:eastAsia="宋体" w:cs="宋体"/>
-              <w:szCs w:val="24"/>
-            </w:rPr>
-            <w:instrText xml:space="preserve"> HYPERLINK \l _Toc26629 </w:instrText>
-          </w:r>
-          <w:r>
-            <w:rPr>
-              <w:rFonts w:hint="eastAsia" w:ascii="宋体" w:hAnsi="宋体" w:eastAsia="宋体" w:cs="宋体"/>
-              <w:szCs w:val="24"/>
-            </w:rPr>
-            <w:fldChar w:fldCharType="separate"/>
-          </w:r>
-          <w:r>
-            <w:rPr>
-              <w:rFonts w:hint="default"/>
-            </w:rPr>
-            <w:t xml:space="preserve">3.2. </w:t>
-          </w:r>
-          <w:r>
-            <w:rPr>
-              <w:rFonts w:hint="eastAsia"/>
-            </w:rPr>
-            <w:t>服务请求</w:t>
-          </w:r>
-          <w:r>
-            <w:tab/>
-          </w:r>
-          <w:r>
-            <w:fldChar w:fldCharType="begin"/>
-          </w:r>
-          <w:r>
-            <w:instrText xml:space="preserve"> PAGEREF _Toc26629 \h </w:instrText>
-          </w:r>
-          <w:r>
-            <w:fldChar w:fldCharType="separate"/>
-          </w:r>
-          <w:r>
-            <w:t>5</w:t>
-          </w:r>
-          <w:r>
-            <w:fldChar w:fldCharType="end"/>
-          </w:r>
-          <w:r>
-            <w:rPr>
-              <w:rFonts w:hint="eastAsia" w:ascii="宋体" w:hAnsi="宋体" w:eastAsia="宋体" w:cs="宋体"/>
-              <w:szCs w:val="24"/>
-            </w:rPr>
-            <w:fldChar w:fldCharType="end"/>
-          </w:r>
-        </w:p>
-        <w:p>
-          <w:pPr>
-            <w:pStyle w:val="17"/>
-            <w:tabs>
-              <w:tab w:val="right" w:leader="dot" w:pos="8306"/>
-            </w:tabs>
-          </w:pPr>
-          <w:r>
-            <w:rPr>
-              <w:rFonts w:hint="eastAsia" w:ascii="宋体" w:hAnsi="宋体" w:eastAsia="宋体" w:cs="宋体"/>
-              <w:szCs w:val="24"/>
-            </w:rPr>
-            <w:fldChar w:fldCharType="begin"/>
-          </w:r>
-          <w:r>
-            <w:rPr>
-              <w:rFonts w:hint="eastAsia" w:ascii="宋体" w:hAnsi="宋体" w:eastAsia="宋体" w:cs="宋体"/>
-              <w:szCs w:val="24"/>
-            </w:rPr>
-            <w:instrText xml:space="preserve"> HYPERLINK \l _Toc5487 </w:instrText>
-          </w:r>
-          <w:r>
-            <w:rPr>
-              <w:rFonts w:hint="eastAsia" w:ascii="宋体" w:hAnsi="宋体" w:eastAsia="宋体" w:cs="宋体"/>
-              <w:szCs w:val="24"/>
-            </w:rPr>
-            <w:fldChar w:fldCharType="separate"/>
-          </w:r>
-          <w:r>
-            <w:rPr>
-              <w:rFonts w:hint="default"/>
-            </w:rPr>
-            <w:t xml:space="preserve">3.3. </w:t>
-          </w:r>
-          <w:r>
-            <w:rPr>
-              <w:rFonts w:hint="eastAsia"/>
-            </w:rPr>
-            <w:t>服务台</w:t>
-          </w:r>
-          <w:r>
-            <w:tab/>
-          </w:r>
-          <w:r>
-            <w:fldChar w:fldCharType="begin"/>
-          </w:r>
-          <w:r>
-            <w:instrText xml:space="preserve"> PAGEREF _Toc5487 \h </w:instrText>
-          </w:r>
-          <w:r>
-            <w:fldChar w:fldCharType="separate"/>
-          </w:r>
-          <w:r>
-            <w:t>5</w:t>
-          </w:r>
-          <w:r>
-            <w:fldChar w:fldCharType="end"/>
-          </w:r>
-          <w:r>
-            <w:rPr>
-              <w:rFonts w:hint="eastAsia" w:ascii="宋体" w:hAnsi="宋体" w:eastAsia="宋体" w:cs="宋体"/>
-              <w:szCs w:val="24"/>
-            </w:rPr>
-            <w:fldChar w:fldCharType="end"/>
-          </w:r>
-        </w:p>
-        <w:p>
-          <w:pPr>
-            <w:pStyle w:val="17"/>
-            <w:tabs>
-              <w:tab w:val="right" w:leader="dot" w:pos="8306"/>
-            </w:tabs>
-          </w:pPr>
-          <w:r>
-            <w:rPr>
-              <w:rFonts w:hint="eastAsia" w:ascii="宋体" w:hAnsi="宋体" w:eastAsia="宋体" w:cs="宋体"/>
-              <w:szCs w:val="24"/>
-            </w:rPr>
-            <w:fldChar w:fldCharType="begin"/>
-          </w:r>
-          <w:r>
-            <w:rPr>
-              <w:rFonts w:hint="eastAsia" w:ascii="宋体" w:hAnsi="宋体" w:eastAsia="宋体" w:cs="宋体"/>
-              <w:szCs w:val="24"/>
-            </w:rPr>
-            <w:instrText xml:space="preserve"> HYPERLINK \l _Toc10736 </w:instrText>
-          </w:r>
-          <w:r>
-            <w:rPr>
-              <w:rFonts w:hint="eastAsia" w:ascii="宋体" w:hAnsi="宋体" w:eastAsia="宋体" w:cs="宋体"/>
-              <w:szCs w:val="24"/>
-            </w:rPr>
-            <w:fldChar w:fldCharType="separate"/>
-          </w:r>
-          <w:r>
-            <w:rPr>
-              <w:rFonts w:hint="default"/>
-            </w:rPr>
-            <w:t xml:space="preserve">3.4. </w:t>
-          </w:r>
-          <w:r>
-            <w:rPr>
-              <w:rFonts w:hint="eastAsia"/>
-            </w:rPr>
-            <w:t>二线技术支持</w:t>
-          </w:r>
-          <w:r>
-            <w:tab/>
-          </w:r>
-          <w:r>
-            <w:fldChar w:fldCharType="begin"/>
-          </w:r>
-          <w:r>
-            <w:instrText xml:space="preserve"> PAGEREF _Toc10736 \h </w:instrText>
-          </w:r>
-          <w:r>
-            <w:fldChar w:fldCharType="separate"/>
-          </w:r>
-          <w:r>
-            <w:t>5</w:t>
+            <w:t>6</w:t>
           </w:r>
           <w:r>
             <w:fldChar w:fldCharType="end"/>
@@ -3096,7 +3174,7 @@
               <w:rFonts w:hint="eastAsia" w:ascii="宋体" w:hAnsi="宋体" w:eastAsia="宋体" w:cs="宋体"/>
               <w:szCs w:val="24"/>
             </w:rPr>
-            <w:instrText xml:space="preserve"> HYPERLINK \l _Toc29086 </w:instrText>
+            <w:instrText xml:space="preserve"> HYPERLINK \l _Toc27773 </w:instrText>
           </w:r>
           <w:r>
             <w:rPr>
@@ -3110,14 +3188,7 @@
               <w:rFonts w:hint="default"/>
               <w:lang w:val="en-US" w:eastAsia="zh-CN"/>
             </w:rPr>
-            <w:t xml:space="preserve">4. </w:t>
-          </w:r>
-          <w:r>
-            <w:rPr>
-              <w:rFonts w:hint="eastAsia"/>
-              <w:lang w:val="en-US" w:eastAsia="zh-CN"/>
-            </w:rPr>
-            <w:t>管理内容与要求</w:t>
+            <w:t>8. 附则</w:t>
           </w:r>
           <w:r>
             <w:tab/>
@@ -3126,645 +3197,7 @@
             <w:fldChar w:fldCharType="begin"/>
           </w:r>
           <w:r>
-            <w:instrText xml:space="preserve"> PAGEREF _Toc29086 \h </w:instrText>
-          </w:r>
-          <w:r>
-            <w:fldChar w:fldCharType="separate"/>
-          </w:r>
-          <w:r>
-            <w:t>5</w:t>
-          </w:r>
-          <w:r>
-            <w:fldChar w:fldCharType="end"/>
-          </w:r>
-          <w:r>
-            <w:rPr>
-              <w:rFonts w:hint="eastAsia" w:ascii="宋体" w:hAnsi="宋体" w:eastAsia="宋体" w:cs="宋体"/>
-              <w:szCs w:val="24"/>
-            </w:rPr>
-            <w:fldChar w:fldCharType="end"/>
-          </w:r>
-        </w:p>
-        <w:p>
-          <w:pPr>
-            <w:pStyle w:val="17"/>
-            <w:tabs>
-              <w:tab w:val="right" w:leader="dot" w:pos="8306"/>
-            </w:tabs>
-          </w:pPr>
-          <w:r>
-            <w:rPr>
-              <w:rFonts w:hint="eastAsia" w:ascii="宋体" w:hAnsi="宋体" w:eastAsia="宋体" w:cs="宋体"/>
-              <w:szCs w:val="24"/>
-            </w:rPr>
-            <w:fldChar w:fldCharType="begin"/>
-          </w:r>
-          <w:r>
-            <w:rPr>
-              <w:rFonts w:hint="eastAsia" w:ascii="宋体" w:hAnsi="宋体" w:eastAsia="宋体" w:cs="宋体"/>
-              <w:szCs w:val="24"/>
-            </w:rPr>
-            <w:instrText xml:space="preserve"> HYPERLINK \l _Toc14515 </w:instrText>
-          </w:r>
-          <w:r>
-            <w:rPr>
-              <w:rFonts w:hint="eastAsia" w:ascii="宋体" w:hAnsi="宋体" w:eastAsia="宋体" w:cs="宋体"/>
-              <w:szCs w:val="24"/>
-            </w:rPr>
-            <w:fldChar w:fldCharType="separate"/>
-          </w:r>
-          <w:r>
-            <w:rPr>
-              <w:rFonts w:hint="default"/>
-              <w:lang w:val="en-US" w:eastAsia="zh-CN"/>
-            </w:rPr>
-            <w:t>4.1. 接入与记录</w:t>
-          </w:r>
-          <w:r>
-            <w:tab/>
-          </w:r>
-          <w:r>
-            <w:fldChar w:fldCharType="begin"/>
-          </w:r>
-          <w:r>
-            <w:instrText xml:space="preserve"> PAGEREF _Toc14515 \h </w:instrText>
-          </w:r>
-          <w:r>
-            <w:fldChar w:fldCharType="separate"/>
-          </w:r>
-          <w:r>
-            <w:t>6</w:t>
-          </w:r>
-          <w:r>
-            <w:fldChar w:fldCharType="end"/>
-          </w:r>
-          <w:r>
-            <w:rPr>
-              <w:rFonts w:hint="eastAsia" w:ascii="宋体" w:hAnsi="宋体" w:eastAsia="宋体" w:cs="宋体"/>
-              <w:szCs w:val="24"/>
-            </w:rPr>
-            <w:fldChar w:fldCharType="end"/>
-          </w:r>
-        </w:p>
-        <w:p>
-          <w:pPr>
-            <w:pStyle w:val="17"/>
-            <w:tabs>
-              <w:tab w:val="right" w:leader="dot" w:pos="8306"/>
-            </w:tabs>
-          </w:pPr>
-          <w:r>
-            <w:rPr>
-              <w:rFonts w:hint="eastAsia" w:ascii="宋体" w:hAnsi="宋体" w:eastAsia="宋体" w:cs="宋体"/>
-              <w:szCs w:val="24"/>
-            </w:rPr>
-            <w:fldChar w:fldCharType="begin"/>
-          </w:r>
-          <w:r>
-            <w:rPr>
-              <w:rFonts w:hint="eastAsia" w:ascii="宋体" w:hAnsi="宋体" w:eastAsia="宋体" w:cs="宋体"/>
-              <w:szCs w:val="24"/>
-            </w:rPr>
-            <w:instrText xml:space="preserve"> HYPERLINK \l _Toc16386 </w:instrText>
-          </w:r>
-          <w:r>
-            <w:rPr>
-              <w:rFonts w:hint="eastAsia" w:ascii="宋体" w:hAnsi="宋体" w:eastAsia="宋体" w:cs="宋体"/>
-              <w:szCs w:val="24"/>
-            </w:rPr>
-            <w:fldChar w:fldCharType="separate"/>
-          </w:r>
-          <w:r>
-            <w:rPr>
-              <w:rFonts w:hint="default"/>
-              <w:lang w:val="en-US" w:eastAsia="zh-CN"/>
-            </w:rPr>
-            <w:t>4.2. 分类与初步支持</w:t>
-          </w:r>
-          <w:r>
-            <w:tab/>
-          </w:r>
-          <w:r>
-            <w:fldChar w:fldCharType="begin"/>
-          </w:r>
-          <w:r>
-            <w:instrText xml:space="preserve"> PAGEREF _Toc16386 \h </w:instrText>
-          </w:r>
-          <w:r>
-            <w:fldChar w:fldCharType="separate"/>
-          </w:r>
-          <w:r>
-            <w:t>6</w:t>
-          </w:r>
-          <w:r>
-            <w:fldChar w:fldCharType="end"/>
-          </w:r>
-          <w:r>
-            <w:rPr>
-              <w:rFonts w:hint="eastAsia" w:ascii="宋体" w:hAnsi="宋体" w:eastAsia="宋体" w:cs="宋体"/>
-              <w:szCs w:val="24"/>
-            </w:rPr>
-            <w:fldChar w:fldCharType="end"/>
-          </w:r>
-        </w:p>
-        <w:p>
-          <w:pPr>
-            <w:pStyle w:val="17"/>
-            <w:tabs>
-              <w:tab w:val="right" w:leader="dot" w:pos="8306"/>
-            </w:tabs>
-          </w:pPr>
-          <w:r>
-            <w:rPr>
-              <w:rFonts w:hint="eastAsia" w:ascii="宋体" w:hAnsi="宋体" w:eastAsia="宋体" w:cs="宋体"/>
-              <w:szCs w:val="24"/>
-            </w:rPr>
-            <w:fldChar w:fldCharType="begin"/>
-          </w:r>
-          <w:r>
-            <w:rPr>
-              <w:rFonts w:hint="eastAsia" w:ascii="宋体" w:hAnsi="宋体" w:eastAsia="宋体" w:cs="宋体"/>
-              <w:szCs w:val="24"/>
-            </w:rPr>
-            <w:instrText xml:space="preserve"> HYPERLINK \l _Toc12191 </w:instrText>
-          </w:r>
-          <w:r>
-            <w:rPr>
-              <w:rFonts w:hint="eastAsia" w:ascii="宋体" w:hAnsi="宋体" w:eastAsia="宋体" w:cs="宋体"/>
-              <w:szCs w:val="24"/>
-            </w:rPr>
-            <w:fldChar w:fldCharType="separate"/>
-          </w:r>
-          <w:r>
-            <w:rPr>
-              <w:rFonts w:hint="default"/>
-              <w:lang w:val="en-US" w:eastAsia="zh-CN"/>
-            </w:rPr>
-            <w:t>4.3. 派发与升级</w:t>
-          </w:r>
-          <w:r>
-            <w:tab/>
-          </w:r>
-          <w:r>
-            <w:fldChar w:fldCharType="begin"/>
-          </w:r>
-          <w:r>
-            <w:instrText xml:space="preserve"> PAGEREF _Toc12191 \h </w:instrText>
-          </w:r>
-          <w:r>
-            <w:fldChar w:fldCharType="separate"/>
-          </w:r>
-          <w:r>
-            <w:t>6</w:t>
-          </w:r>
-          <w:r>
-            <w:fldChar w:fldCharType="end"/>
-          </w:r>
-          <w:r>
-            <w:rPr>
-              <w:rFonts w:hint="eastAsia" w:ascii="宋体" w:hAnsi="宋体" w:eastAsia="宋体" w:cs="宋体"/>
-              <w:szCs w:val="24"/>
-            </w:rPr>
-            <w:fldChar w:fldCharType="end"/>
-          </w:r>
-        </w:p>
-        <w:p>
-          <w:pPr>
-            <w:pStyle w:val="17"/>
-            <w:tabs>
-              <w:tab w:val="right" w:leader="dot" w:pos="8306"/>
-            </w:tabs>
-          </w:pPr>
-          <w:r>
-            <w:rPr>
-              <w:rFonts w:hint="eastAsia" w:ascii="宋体" w:hAnsi="宋体" w:eastAsia="宋体" w:cs="宋体"/>
-              <w:szCs w:val="24"/>
-            </w:rPr>
-            <w:fldChar w:fldCharType="begin"/>
-          </w:r>
-          <w:r>
-            <w:rPr>
-              <w:rFonts w:hint="eastAsia" w:ascii="宋体" w:hAnsi="宋体" w:eastAsia="宋体" w:cs="宋体"/>
-              <w:szCs w:val="24"/>
-            </w:rPr>
-            <w:instrText xml:space="preserve"> HYPERLINK \l _Toc16030 </w:instrText>
-          </w:r>
-          <w:r>
-            <w:rPr>
-              <w:rFonts w:hint="eastAsia" w:ascii="宋体" w:hAnsi="宋体" w:eastAsia="宋体" w:cs="宋体"/>
-              <w:szCs w:val="24"/>
-            </w:rPr>
-            <w:fldChar w:fldCharType="separate"/>
-          </w:r>
-          <w:r>
-            <w:rPr>
-              <w:rFonts w:hint="default"/>
-              <w:lang w:val="en-US" w:eastAsia="zh-CN"/>
-            </w:rPr>
-            <w:t>4.4. 调查与解决</w:t>
-          </w:r>
-          <w:r>
-            <w:tab/>
-          </w:r>
-          <w:r>
-            <w:fldChar w:fldCharType="begin"/>
-          </w:r>
-          <w:r>
-            <w:instrText xml:space="preserve"> PAGEREF _Toc16030 \h </w:instrText>
-          </w:r>
-          <w:r>
-            <w:fldChar w:fldCharType="separate"/>
-          </w:r>
-          <w:r>
-            <w:t>6</w:t>
-          </w:r>
-          <w:r>
-            <w:fldChar w:fldCharType="end"/>
-          </w:r>
-          <w:r>
-            <w:rPr>
-              <w:rFonts w:hint="eastAsia" w:ascii="宋体" w:hAnsi="宋体" w:eastAsia="宋体" w:cs="宋体"/>
-              <w:szCs w:val="24"/>
-            </w:rPr>
-            <w:fldChar w:fldCharType="end"/>
-          </w:r>
-        </w:p>
-        <w:p>
-          <w:pPr>
-            <w:pStyle w:val="17"/>
-            <w:tabs>
-              <w:tab w:val="right" w:leader="dot" w:pos="8306"/>
-            </w:tabs>
-          </w:pPr>
-          <w:r>
-            <w:rPr>
-              <w:rFonts w:hint="eastAsia" w:ascii="宋体" w:hAnsi="宋体" w:eastAsia="宋体" w:cs="宋体"/>
-              <w:szCs w:val="24"/>
-            </w:rPr>
-            <w:fldChar w:fldCharType="begin"/>
-          </w:r>
-          <w:r>
-            <w:rPr>
-              <w:rFonts w:hint="eastAsia" w:ascii="宋体" w:hAnsi="宋体" w:eastAsia="宋体" w:cs="宋体"/>
-              <w:szCs w:val="24"/>
-            </w:rPr>
-            <w:instrText xml:space="preserve"> HYPERLINK \l _Toc27856 </w:instrText>
-          </w:r>
-          <w:r>
-            <w:rPr>
-              <w:rFonts w:hint="eastAsia" w:ascii="宋体" w:hAnsi="宋体" w:eastAsia="宋体" w:cs="宋体"/>
-              <w:szCs w:val="24"/>
-            </w:rPr>
-            <w:fldChar w:fldCharType="separate"/>
-          </w:r>
-          <w:r>
-            <w:rPr>
-              <w:rFonts w:hint="default"/>
-              <w:lang w:val="en-US" w:eastAsia="zh-CN"/>
-            </w:rPr>
-            <w:t>4.5. 回访与关闭</w:t>
-          </w:r>
-          <w:r>
-            <w:tab/>
-          </w:r>
-          <w:r>
-            <w:fldChar w:fldCharType="begin"/>
-          </w:r>
-          <w:r>
-            <w:instrText xml:space="preserve"> PAGEREF _Toc27856 \h </w:instrText>
-          </w:r>
-          <w:r>
-            <w:fldChar w:fldCharType="separate"/>
-          </w:r>
-          <w:r>
-            <w:t>6</w:t>
-          </w:r>
-          <w:r>
-            <w:fldChar w:fldCharType="end"/>
-          </w:r>
-          <w:r>
-            <w:rPr>
-              <w:rFonts w:hint="eastAsia" w:ascii="宋体" w:hAnsi="宋体" w:eastAsia="宋体" w:cs="宋体"/>
-              <w:szCs w:val="24"/>
-            </w:rPr>
-            <w:fldChar w:fldCharType="end"/>
-          </w:r>
-        </w:p>
-        <w:p>
-          <w:pPr>
-            <w:pStyle w:val="17"/>
-            <w:tabs>
-              <w:tab w:val="right" w:leader="dot" w:pos="8306"/>
-            </w:tabs>
-          </w:pPr>
-          <w:r>
-            <w:rPr>
-              <w:rFonts w:hint="eastAsia" w:ascii="宋体" w:hAnsi="宋体" w:eastAsia="宋体" w:cs="宋体"/>
-              <w:szCs w:val="24"/>
-            </w:rPr>
-            <w:fldChar w:fldCharType="begin"/>
-          </w:r>
-          <w:r>
-            <w:rPr>
-              <w:rFonts w:hint="eastAsia" w:ascii="宋体" w:hAnsi="宋体" w:eastAsia="宋体" w:cs="宋体"/>
-              <w:szCs w:val="24"/>
-            </w:rPr>
-            <w:instrText xml:space="preserve"> HYPERLINK \l _Toc12954 </w:instrText>
-          </w:r>
-          <w:r>
-            <w:rPr>
-              <w:rFonts w:hint="eastAsia" w:ascii="宋体" w:hAnsi="宋体" w:eastAsia="宋体" w:cs="宋体"/>
-              <w:szCs w:val="24"/>
-            </w:rPr>
-            <w:fldChar w:fldCharType="separate"/>
-          </w:r>
-          <w:r>
-            <w:rPr>
-              <w:rFonts w:hint="default"/>
-              <w:lang w:val="en-US" w:eastAsia="zh-CN"/>
-            </w:rPr>
-            <w:t>4.6. 监控上报事件处理</w:t>
-          </w:r>
-          <w:r>
-            <w:tab/>
-          </w:r>
-          <w:r>
-            <w:fldChar w:fldCharType="begin"/>
-          </w:r>
-          <w:r>
-            <w:instrText xml:space="preserve"> PAGEREF _Toc12954 \h </w:instrText>
-          </w:r>
-          <w:r>
-            <w:fldChar w:fldCharType="separate"/>
-          </w:r>
-          <w:r>
-            <w:t>6</w:t>
-          </w:r>
-          <w:r>
-            <w:fldChar w:fldCharType="end"/>
-          </w:r>
-          <w:r>
-            <w:rPr>
-              <w:rFonts w:hint="eastAsia" w:ascii="宋体" w:hAnsi="宋体" w:eastAsia="宋体" w:cs="宋体"/>
-              <w:szCs w:val="24"/>
-            </w:rPr>
-            <w:fldChar w:fldCharType="end"/>
-          </w:r>
-        </w:p>
-        <w:p>
-          <w:pPr>
-            <w:pStyle w:val="17"/>
-            <w:tabs>
-              <w:tab w:val="right" w:leader="dot" w:pos="8306"/>
-            </w:tabs>
-          </w:pPr>
-          <w:r>
-            <w:rPr>
-              <w:rFonts w:hint="eastAsia" w:ascii="宋体" w:hAnsi="宋体" w:eastAsia="宋体" w:cs="宋体"/>
-              <w:szCs w:val="24"/>
-            </w:rPr>
-            <w:fldChar w:fldCharType="begin"/>
-          </w:r>
-          <w:r>
-            <w:rPr>
-              <w:rFonts w:hint="eastAsia" w:ascii="宋体" w:hAnsi="宋体" w:eastAsia="宋体" w:cs="宋体"/>
-              <w:szCs w:val="24"/>
-            </w:rPr>
-            <w:instrText xml:space="preserve"> HYPERLINK \l _Toc2633 </w:instrText>
-          </w:r>
-          <w:r>
-            <w:rPr>
-              <w:rFonts w:hint="eastAsia" w:ascii="宋体" w:hAnsi="宋体" w:eastAsia="宋体" w:cs="宋体"/>
-              <w:szCs w:val="24"/>
-            </w:rPr>
-            <w:fldChar w:fldCharType="separate"/>
-          </w:r>
-          <w:r>
-            <w:rPr>
-              <w:rFonts w:hint="default"/>
-              <w:lang w:val="en-US" w:eastAsia="zh-CN"/>
-            </w:rPr>
-            <w:t xml:space="preserve">4.7. </w:t>
-          </w:r>
-          <w:r>
-            <w:rPr>
-              <w:rFonts w:hint="eastAsia"/>
-              <w:lang w:val="en-US" w:eastAsia="zh-CN"/>
-            </w:rPr>
-            <w:t>考核指标</w:t>
-          </w:r>
-          <w:r>
-            <w:tab/>
-          </w:r>
-          <w:r>
-            <w:fldChar w:fldCharType="begin"/>
-          </w:r>
-          <w:r>
-            <w:instrText xml:space="preserve"> PAGEREF _Toc2633 \h </w:instrText>
-          </w:r>
-          <w:r>
-            <w:fldChar w:fldCharType="separate"/>
-          </w:r>
-          <w:r>
-            <w:t>7</w:t>
-          </w:r>
-          <w:r>
-            <w:fldChar w:fldCharType="end"/>
-          </w:r>
-          <w:r>
-            <w:rPr>
-              <w:rFonts w:hint="eastAsia" w:ascii="宋体" w:hAnsi="宋体" w:eastAsia="宋体" w:cs="宋体"/>
-              <w:szCs w:val="24"/>
-            </w:rPr>
-            <w:fldChar w:fldCharType="end"/>
-          </w:r>
-        </w:p>
-        <w:p>
-          <w:pPr>
-            <w:pStyle w:val="16"/>
-            <w:tabs>
-              <w:tab w:val="right" w:leader="dot" w:pos="8306"/>
-            </w:tabs>
-          </w:pPr>
-          <w:r>
-            <w:rPr>
-              <w:rFonts w:hint="eastAsia" w:ascii="宋体" w:hAnsi="宋体" w:eastAsia="宋体" w:cs="宋体"/>
-              <w:szCs w:val="24"/>
-            </w:rPr>
-            <w:fldChar w:fldCharType="begin"/>
-          </w:r>
-          <w:r>
-            <w:rPr>
-              <w:rFonts w:hint="eastAsia" w:ascii="宋体" w:hAnsi="宋体" w:eastAsia="宋体" w:cs="宋体"/>
-              <w:szCs w:val="24"/>
-            </w:rPr>
-            <w:instrText xml:space="preserve"> HYPERLINK \l _Toc31108 </w:instrText>
-          </w:r>
-          <w:r>
-            <w:rPr>
-              <w:rFonts w:hint="eastAsia" w:ascii="宋体" w:hAnsi="宋体" w:eastAsia="宋体" w:cs="宋体"/>
-              <w:szCs w:val="24"/>
-            </w:rPr>
-            <w:fldChar w:fldCharType="separate"/>
-          </w:r>
-          <w:r>
-            <w:rPr>
-              <w:rFonts w:hint="default" w:eastAsia="宋体"/>
-              <w:lang w:val="en-US" w:eastAsia="zh-CN"/>
-            </w:rPr>
-            <w:t xml:space="preserve">5. </w:t>
-          </w:r>
-          <w:r>
-            <w:rPr>
-              <w:rFonts w:hint="eastAsia" w:eastAsia="宋体"/>
-              <w:lang w:val="en-US" w:eastAsia="zh-CN"/>
-            </w:rPr>
-            <w:t>附则</w:t>
-          </w:r>
-          <w:r>
-            <w:tab/>
-          </w:r>
-          <w:r>
-            <w:fldChar w:fldCharType="begin"/>
-          </w:r>
-          <w:r>
-            <w:instrText xml:space="preserve"> PAGEREF _Toc31108 \h </w:instrText>
-          </w:r>
-          <w:r>
-            <w:fldChar w:fldCharType="separate"/>
-          </w:r>
-          <w:r>
-            <w:t>7</w:t>
-          </w:r>
-          <w:r>
-            <w:fldChar w:fldCharType="end"/>
-          </w:r>
-          <w:r>
-            <w:rPr>
-              <w:rFonts w:hint="eastAsia" w:ascii="宋体" w:hAnsi="宋体" w:eastAsia="宋体" w:cs="宋体"/>
-              <w:szCs w:val="24"/>
-            </w:rPr>
-            <w:fldChar w:fldCharType="end"/>
-          </w:r>
-        </w:p>
-        <w:p>
-          <w:pPr>
-            <w:pStyle w:val="16"/>
-            <w:tabs>
-              <w:tab w:val="right" w:leader="dot" w:pos="8306"/>
-            </w:tabs>
-          </w:pPr>
-          <w:r>
-            <w:rPr>
-              <w:rFonts w:hint="eastAsia" w:ascii="宋体" w:hAnsi="宋体" w:eastAsia="宋体" w:cs="宋体"/>
-              <w:szCs w:val="24"/>
-            </w:rPr>
-            <w:fldChar w:fldCharType="begin"/>
-          </w:r>
-          <w:r>
-            <w:rPr>
-              <w:rFonts w:hint="eastAsia" w:ascii="宋体" w:hAnsi="宋体" w:eastAsia="宋体" w:cs="宋体"/>
-              <w:szCs w:val="24"/>
-            </w:rPr>
-            <w:instrText xml:space="preserve"> HYPERLINK \l _Toc13485 </w:instrText>
-          </w:r>
-          <w:r>
-            <w:rPr>
-              <w:rFonts w:hint="eastAsia" w:ascii="宋体" w:hAnsi="宋体" w:eastAsia="宋体" w:cs="宋体"/>
-              <w:szCs w:val="24"/>
-            </w:rPr>
-            <w:fldChar w:fldCharType="separate"/>
-          </w:r>
-          <w:r>
-            <w:rPr>
-              <w:rFonts w:hint="default"/>
-              <w:lang w:val="en-US" w:eastAsia="zh-CN"/>
-            </w:rPr>
-            <w:t xml:space="preserve">6. </w:t>
-          </w:r>
-          <w:r>
-            <w:rPr>
-              <w:rFonts w:hint="eastAsia"/>
-              <w:lang w:val="en-US" w:eastAsia="zh-CN"/>
-            </w:rPr>
-            <w:t>附件</w:t>
-          </w:r>
-          <w:r>
-            <w:tab/>
-          </w:r>
-          <w:r>
-            <w:fldChar w:fldCharType="begin"/>
-          </w:r>
-          <w:r>
-            <w:instrText xml:space="preserve"> PAGEREF _Toc13485 \h </w:instrText>
-          </w:r>
-          <w:r>
-            <w:fldChar w:fldCharType="separate"/>
-          </w:r>
-          <w:r>
-            <w:t>7</w:t>
-          </w:r>
-          <w:r>
-            <w:fldChar w:fldCharType="end"/>
-          </w:r>
-          <w:r>
-            <w:rPr>
-              <w:rFonts w:hint="eastAsia" w:ascii="宋体" w:hAnsi="宋体" w:eastAsia="宋体" w:cs="宋体"/>
-              <w:szCs w:val="24"/>
-            </w:rPr>
-            <w:fldChar w:fldCharType="end"/>
-          </w:r>
-        </w:p>
-        <w:p>
-          <w:pPr>
-            <w:pStyle w:val="16"/>
-            <w:tabs>
-              <w:tab w:val="right" w:leader="dot" w:pos="8306"/>
-            </w:tabs>
-          </w:pPr>
-          <w:r>
-            <w:rPr>
-              <w:rFonts w:hint="eastAsia" w:ascii="宋体" w:hAnsi="宋体" w:eastAsia="宋体" w:cs="宋体"/>
-              <w:szCs w:val="24"/>
-            </w:rPr>
-            <w:fldChar w:fldCharType="begin"/>
-          </w:r>
-          <w:r>
-            <w:rPr>
-              <w:rFonts w:hint="eastAsia" w:ascii="宋体" w:hAnsi="宋体" w:eastAsia="宋体" w:cs="宋体"/>
-              <w:szCs w:val="24"/>
-            </w:rPr>
-            <w:instrText xml:space="preserve"> HYPERLINK \l _Toc26002 </w:instrText>
-          </w:r>
-          <w:r>
-            <w:rPr>
-              <w:rFonts w:hint="eastAsia" w:ascii="宋体" w:hAnsi="宋体" w:eastAsia="宋体" w:cs="宋体"/>
-              <w:szCs w:val="24"/>
-            </w:rPr>
-            <w:fldChar w:fldCharType="separate"/>
-          </w:r>
-          <w:r>
-            <w:rPr>
-              <w:rFonts w:hint="default"/>
-              <w:lang w:val="en-US" w:eastAsia="zh-CN"/>
-            </w:rPr>
-            <w:t xml:space="preserve">7. </w:t>
-          </w:r>
-          <w:r>
-            <w:rPr>
-              <w:rFonts w:hint="eastAsia"/>
-              <w:lang w:val="en-US" w:eastAsia="zh-CN"/>
-            </w:rPr>
-            <w:t>记录</w:t>
-          </w:r>
-          <w:r>
-            <w:tab/>
-          </w:r>
-          <w:r>
-            <w:fldChar w:fldCharType="begin"/>
-          </w:r>
-          <w:r>
-            <w:instrText xml:space="preserve"> PAGEREF _Toc26002 \h </w:instrText>
+            <w:instrText xml:space="preserve"> PAGEREF _Toc27773 \h </w:instrText>
           </w:r>
           <w:r>
             <w:fldChar w:fldCharType="separate"/>
@@ -3865,6 +3298,7 @@
           <w:lang w:val="en-US" w:eastAsia="zh-CN"/>
         </w:rPr>
       </w:pPr>
+      <w:bookmarkStart w:id="2" w:name="_Toc14179"/>
       <w:r>
         <w:rPr>
           <w:rFonts w:hint="default"/>
@@ -3872,6 +3306,7 @@
         </w:rPr>
         <w:t>目的</w:t>
       </w:r>
+      <w:bookmarkEnd w:id="2"/>
     </w:p>
     <w:p>
       <w:pPr>
@@ -3898,6 +3333,7 @@
           <w:lang w:val="en-US" w:eastAsia="zh-CN"/>
         </w:rPr>
       </w:pPr>
+      <w:bookmarkStart w:id="3" w:name="_Toc12296"/>
       <w:r>
         <w:rPr>
           <w:rFonts w:hint="default"/>
@@ -3905,6 +3341,7 @@
         </w:rPr>
         <w:t>适用范围</w:t>
       </w:r>
+      <w:bookmarkEnd w:id="3"/>
     </w:p>
     <w:p>
       <w:pPr>
@@ -3931,6 +3368,7 @@
           <w:lang w:val="en-US" w:eastAsia="zh-CN"/>
         </w:rPr>
       </w:pPr>
+      <w:bookmarkStart w:id="4" w:name="_Toc29515"/>
       <w:r>
         <w:rPr>
           <w:rFonts w:hint="default"/>
@@ -3938,6 +3376,7 @@
         </w:rPr>
         <w:t>服务时间与接入方式</w:t>
       </w:r>
+      <w:bookmarkEnd w:id="4"/>
     </w:p>
     <w:p>
       <w:pPr>
@@ -4052,6 +3491,7 @@
           <w:lang w:val="en-US" w:eastAsia="zh-CN"/>
         </w:rPr>
       </w:pPr>
+      <w:bookmarkStart w:id="5" w:name="_Toc12382"/>
       <w:r>
         <w:rPr>
           <w:rFonts w:hint="default"/>
@@ -4059,6 +3499,7 @@
         </w:rPr>
         <w:t>服务台职责</w:t>
       </w:r>
+      <w:bookmarkEnd w:id="5"/>
     </w:p>
     <w:p>
       <w:pPr>
@@ -4232,6 +3673,7 @@
           <w:lang w:val="en-US" w:eastAsia="zh-CN"/>
         </w:rPr>
       </w:pPr>
+      <w:bookmarkStart w:id="6" w:name="_Toc31036"/>
       <w:r>
         <w:rPr>
           <w:rFonts w:hint="default"/>
@@ -4239,6 +3681,7 @@
         </w:rPr>
         <w:t>事件/服务请求处理流程</w:t>
       </w:r>
+      <w:bookmarkEnd w:id="6"/>
     </w:p>
     <w:p>
       <w:pPr>
@@ -4249,6 +3692,7 @@
           <w:lang w:val="en-US" w:eastAsia="zh-CN"/>
         </w:rPr>
       </w:pPr>
+      <w:bookmarkStart w:id="7" w:name="_Toc8268"/>
       <w:r>
         <w:rPr>
           <w:rFonts w:hint="default"/>
@@ -4256,6 +3700,7 @@
         </w:rPr>
         <w:t>记录与受理</w:t>
       </w:r>
+      <w:bookmarkEnd w:id="7"/>
     </w:p>
     <w:p>
       <w:pPr>
@@ -4314,6 +3759,7 @@
           <w:lang w:val="en-US" w:eastAsia="zh-CN"/>
         </w:rPr>
       </w:pPr>
+      <w:bookmarkStart w:id="8" w:name="_Toc24659"/>
       <w:r>
         <w:rPr>
           <w:rFonts w:hint="default"/>
@@ -4321,6 +3767,7 @@
         </w:rPr>
         <w:t>分类与派发</w:t>
       </w:r>
+      <w:bookmarkEnd w:id="8"/>
     </w:p>
     <w:p>
       <w:pPr>
@@ -4379,6 +3826,7 @@
           <w:lang w:val="en-US" w:eastAsia="zh-CN"/>
         </w:rPr>
       </w:pPr>
+      <w:bookmarkStart w:id="9" w:name="_Toc4619"/>
       <w:r>
         <w:rPr>
           <w:rFonts w:hint="default"/>
@@ -4386,6 +3834,7 @@
         </w:rPr>
         <w:t>处理与跟踪</w:t>
       </w:r>
+      <w:bookmarkEnd w:id="9"/>
     </w:p>
     <w:p>
       <w:pPr>
@@ -4444,6 +3893,7 @@
           <w:lang w:val="en-US" w:eastAsia="zh-CN"/>
         </w:rPr>
       </w:pPr>
+      <w:bookmarkStart w:id="10" w:name="_Toc13095"/>
       <w:r>
         <w:rPr>
           <w:rFonts w:hint="default"/>
@@ -4451,6 +3901,7 @@
         </w:rPr>
         <w:t>回访与关闭</w:t>
       </w:r>
+      <w:bookmarkEnd w:id="10"/>
     </w:p>
     <w:p>
       <w:pPr>
@@ -4509,13 +3960,15 @@
           <w:lang w:val="en-US" w:eastAsia="zh-CN"/>
         </w:rPr>
       </w:pPr>
+      <w:bookmarkStart w:id="11" w:name="_Toc18938"/>
       <w:r>
         <w:rPr>
           <w:rFonts w:hint="eastAsia"/>
           <w:lang w:val="en-US" w:eastAsia="zh-CN"/>
         </w:rPr>
-        <w:t>服务台专员监督与考评机制</w:t>
-      </w:r>
+        <w:t>监督与考评机制</w:t>
+      </w:r>
+      <w:bookmarkEnd w:id="11"/>
     </w:p>
     <w:p>
       <w:pPr>
@@ -4535,6 +3988,7 @@
           <w:lang w:val="en-US" w:eastAsia="zh-CN"/>
         </w:rPr>
       </w:pPr>
+      <w:bookmarkStart w:id="12" w:name="_Toc55"/>
       <w:r>
         <w:rPr>
           <w:rFonts w:hint="eastAsia"/>
@@ -4542,6 +3996,7 @@
         </w:rPr>
         <w:t>核心考评指标</w:t>
       </w:r>
+      <w:bookmarkEnd w:id="12"/>
     </w:p>
     <w:p>
       <w:pPr>
@@ -4632,6 +4087,7 @@
           <w:lang w:val="en-US" w:eastAsia="zh-CN"/>
         </w:rPr>
       </w:pPr>
+      <w:bookmarkStart w:id="13" w:name="_Toc29133"/>
       <w:r>
         <w:rPr>
           <w:rFonts w:hint="eastAsia"/>
@@ -4639,6 +4095,7 @@
         </w:rPr>
         <w:t>监督与管理过程</w:t>
       </w:r>
+      <w:bookmarkEnd w:id="13"/>
     </w:p>
     <w:p>
       <w:pPr>
@@ -4669,7 +4126,7 @@
           <w:rFonts w:hint="eastAsia"/>
           <w:lang w:val="en-US" w:eastAsia="zh-CN"/>
         </w:rPr>
-        <w:t>退回工单分析：服务台主管需对每一个被退回的工单进行审核，分析退回原因，并每周进行汇总。</w:t>
+        <w:t>退回工单分析：运维部经理需对每一个被退回的工单进行审核，分析退回原因，并每周进行汇总。</w:t>
       </w:r>
     </w:p>
     <w:p>
@@ -4713,6 +4170,7 @@
           <w:lang w:val="en-US" w:eastAsia="zh-CN"/>
         </w:rPr>
       </w:pPr>
+      <w:bookmarkStart w:id="14" w:name="_Toc4821"/>
       <w:r>
         <w:rPr>
           <w:rFonts w:hint="default"/>
@@ -4720,6 +4178,7 @@
         </w:rPr>
         <w:t>考评结果应用</w:t>
       </w:r>
+      <w:bookmarkEnd w:id="14"/>
     </w:p>
     <w:p>
       <w:pPr>
@@ -4769,7 +4228,21 @@
           <w:rFonts w:hint="default"/>
           <w:lang w:val="en-US" w:eastAsia="zh-CN"/>
         </w:rPr>
-        <w:t>未达标处理：若未达标，服务台主管需与专员共同复盘，针对高频退单原因制定个人改进计划。</w:t>
+        <w:t>未达标处理：若未达标，</w:t>
+      </w:r>
+      <w:r>
+        <w:rPr>
+          <w:rFonts w:hint="eastAsia"/>
+          <w:lang w:val="en-US" w:eastAsia="zh-CN"/>
+        </w:rPr>
+        <w:t>运维部经理</w:t>
+      </w:r>
+      <w:r>
+        <w:rPr>
+          <w:rFonts w:hint="default"/>
+          <w:lang w:val="en-US" w:eastAsia="zh-CN"/>
+        </w:rPr>
+        <w:t>需与专员共同复盘，针对高频退单原因制定个人改进计划。</w:t>
       </w:r>
     </w:p>
     <w:p>
@@ -4798,6 +4271,7 @@
           <w:lang w:val="en-US" w:eastAsia="zh-CN"/>
         </w:rPr>
       </w:pPr>
+      <w:bookmarkStart w:id="15" w:name="_Toc30291"/>
       <w:r>
         <w:rPr>
           <w:rFonts w:hint="eastAsia"/>
@@ -4805,6 +4279,7 @@
         </w:rPr>
         <w:t>支持与改进</w:t>
       </w:r>
+      <w:bookmarkEnd w:id="15"/>
     </w:p>
     <w:p>
       <w:pPr>
@@ -4822,8 +4297,6 @@
         </w:rPr>
         <w:t>服务知识</w:t>
       </w:r>
-      <w:bookmarkStart w:id="2" w:name="_GoBack"/>
-      <w:bookmarkEnd w:id="2"/>
       <w:r>
         <w:rPr>
           <w:rFonts w:hint="default"/>
@@ -4858,6 +4331,7 @@
           <w:lang w:val="en-US" w:eastAsia="zh-CN"/>
         </w:rPr>
       </w:pPr>
+      <w:bookmarkStart w:id="16" w:name="_Toc16458"/>
       <w:r>
         <w:rPr>
           <w:rFonts w:hint="eastAsia"/>
@@ -4865,6 +4339,7 @@
         </w:rPr>
         <w:t>考核指标</w:t>
       </w:r>
+      <w:bookmarkEnd w:id="16"/>
     </w:p>
     <w:tbl>
       <w:tblPr>
@@ -5360,6 +4835,7 @@
           <w:lang w:val="en-US" w:eastAsia="zh-CN"/>
         </w:rPr>
       </w:pPr>
+      <w:bookmarkStart w:id="17" w:name="_Toc27773"/>
       <w:r>
         <w:rPr>
           <w:rFonts w:hint="default"/>
@@ -5367,6 +4843,7 @@
         </w:rPr>
         <w:t>附则</w:t>
       </w:r>
+      <w:bookmarkEnd w:id="17"/>
     </w:p>
     <w:p>
       <w:pPr>
